--- a/downloads/workbook/bridge-week-04.docx
+++ b/downloads/workbook/bridge-week-04.docx
@@ -932,6 +932,178 @@
         <w:t>Project connection: For Python readiness before the Responsible Plant Classifier, retain a trace of the values, the predicted outputs and the changed-case explanation. Use actual Python 3 results to check the prediction after reasoning first.</w:t>
       </w:r>
     </w:p>
+    <w:p>
+      <w:pPr>
+        <w:pStyle w:val="Heading1"/>
+      </w:pPr>
+      <w:r>
+        <w:t>13. Project portfolio milestone</w:t>
+      </w:r>
+    </w:p>
+    <w:p>
+      <w:r>
+        <w:t>Project: Python readiness portfolio</w:t>
+      </w:r>
+    </w:p>
+    <w:p>
+      <w:r>
+        <w:t>Current milestone: Python readiness portfolio. Keep runnable code, predictions, actual outputs, one repaired error and an explanation of a function on changed inputs.</w:t>
+      </w:r>
+    </w:p>
+    <w:p>
+      <w:r>
+        <w:t>For Python readiness before the Responsible Plant Classifier, retain a trace of the values, the predicted outputs and the changed-case explanation. Use actual Python 3 results to check the prediction after reasoning first.</w:t>
+      </w:r>
+    </w:p>
+    <w:tbl>
+      <w:tblPr>
+        <w:tblStyle w:val="LightShading-Accent1"/>
+        <w:tblW w:type="auto" w:w="0"/>
+        <w:tblLook w:firstColumn="1" w:firstRow="1" w:lastColumn="0" w:lastRow="0" w:noHBand="0" w:noVBand="1" w:val="04A0"/>
+      </w:tblPr>
+      <w:tblGrid>
+        <w:gridCol w:w="5112"/>
+        <w:gridCol w:w="5112"/>
+      </w:tblGrid>
+      <w:tr>
+        <w:trPr>
+          <w:tblHeader/>
+        </w:trPr>
+        <w:tc>
+          <w:tcPr>
+            <w:tcW w:type="dxa" w:w="5112"/>
+          </w:tcPr>
+          <w:p>
+            <w:r>
+              <w:t>Evidence to keep</w:t>
+            </w:r>
+          </w:p>
+        </w:tc>
+        <w:tc>
+          <w:tcPr>
+            <w:tcW w:type="dxa" w:w="5112"/>
+          </w:tcPr>
+          <w:p>
+            <w:r>
+              <w:t>My record</w:t>
+            </w:r>
+          </w:p>
+        </w:tc>
+      </w:tr>
+      <w:tr>
+        <w:tc>
+          <w:tcPr>
+            <w:tcW w:type="dxa" w:w="5112"/>
+          </w:tcPr>
+          <w:p>
+            <w:r>
+              <w:t>This week’s input and deciding step</w:t>
+            </w:r>
+          </w:p>
+        </w:tc>
+        <w:tc>
+          <w:tcPr>
+            <w:tcW w:type="dxa" w:w="5112"/>
+          </w:tcPr>
+          <w:p>
+            <w:r/>
+          </w:p>
+        </w:tc>
+      </w:tr>
+      <w:tr>
+        <w:tc>
+          <w:tcPr>
+            <w:tcW w:type="dxa" w:w="5112"/>
+          </w:tcPr>
+          <w:p>
+            <w:r>
+              <w:t>Prediction and actual result (or labelled paper trace)</w:t>
+            </w:r>
+          </w:p>
+        </w:tc>
+        <w:tc>
+          <w:tcPr>
+            <w:tcW w:type="dxa" w:w="5112"/>
+          </w:tcPr>
+          <w:p>
+            <w:r/>
+          </w:p>
+        </w:tc>
+      </w:tr>
+      <w:tr>
+        <w:tc>
+          <w:tcPr>
+            <w:tcW w:type="dxa" w:w="5112"/>
+          </w:tcPr>
+          <w:p>
+            <w:r>
+              <w:t>One change since the previous checkpoint and why</w:t>
+            </w:r>
+          </w:p>
+        </w:tc>
+        <w:tc>
+          <w:tcPr>
+            <w:tcW w:type="dxa" w:w="5112"/>
+          </w:tcPr>
+          <w:p>
+            <w:r/>
+          </w:p>
+        </w:tc>
+      </w:tr>
+      <w:tr>
+        <w:tc>
+          <w:tcPr>
+            <w:tcW w:type="dxa" w:w="5112"/>
+          </w:tcPr>
+          <w:p>
+            <w:r>
+              <w:t>One error or limit and the next test</w:t>
+            </w:r>
+          </w:p>
+        </w:tc>
+        <w:tc>
+          <w:tcPr>
+            <w:tcW w:type="dxa" w:w="5112"/>
+          </w:tcPr>
+          <w:p>
+            <w:r/>
+          </w:p>
+        </w:tc>
+      </w:tr>
+    </w:tbl>
+    <w:p>
+      <w:pPr>
+        <w:pStyle w:val="Heading3"/>
+      </w:pPr>
+      <w:r>
+        <w:t>Explain what this week adds to your project. Reuse last week’s record rather than starting again.</w:t>
+      </w:r>
+    </w:p>
+    <w:p>
+      <w:r>
+        <w:t>________________________________________________________________</w:t>
+      </w:r>
+    </w:p>
+    <w:p>
+      <w:r>
+        <w:t>________________________________________________________________</w:t>
+      </w:r>
+    </w:p>
+    <w:p>
+      <w:r>
+        <w:t>________________________________________________________________</w:t>
+      </w:r>
+    </w:p>
+    <w:p>
+      <w:r>
+        <w:t>________________________________________________________________</w:t>
+      </w:r>
+    </w:p>
+    <w:p>
+      <w:r>
+        <w:t>________________________________________________________________</w:t>
+      </w:r>
+    </w:p>
     <w:sectPr>
       <w:pgSz w:w="12240" w:h="15840"/>
       <w:pgMar w:top="936" w:right="1008" w:bottom="936" w:left="1008" w:header="720" w:footer="720" w:gutter="0"/>

--- a/downloads/workbook/bridge-week-04.docx
+++ b/downloads/workbook/bridge-week-04.docx
@@ -1104,6 +1104,243 @@
         <w:t>________________________________________________________________</w:t>
       </w:r>
     </w:p>
+    <w:p>
+      <w:pPr>
+        <w:pStyle w:val="Heading1"/>
+      </w:pPr>
+      <w:r>
+        <w:t>14. Supported practice and learning evidence</w:t>
+      </w:r>
+    </w:p>
+    <w:p>
+      <w:r>
+        <w:t>Use this supported practice once, in the browser or on paper. Keep the reserved independent assessment for a separate first attempt before teacher feedback.</w:t>
+      </w:r>
+    </w:p>
+    <w:p>
+      <w:r>
+        <w:t>Two conditions for entry. A toy club accepts integer ages from 12 through 15 inclusive.</w:t>
+      </w:r>
+    </w:p>
+    <w:p>
+      <w:pPr>
+        <w:pStyle w:val="Heading3"/>
+      </w:pPr>
+      <w:r>
+        <w:t>Practice 1: explain the deciding evidence</w:t>
+      </w:r>
+    </w:p>
+    <w:p>
+      <w:r>
+        <w:t>Which labelled step matches this detail? Both comparisons are True, so allowed is True.</w:t>
+      </w:r>
+    </w:p>
+    <w:p>
+      <w:r>
+        <w:t>1. Check lower boundary</w:t>
+      </w:r>
+    </w:p>
+    <w:p>
+      <w:r>
+        <w:t>2. Check upper boundary</w:t>
+      </w:r>
+    </w:p>
+    <w:p>
+      <w:r>
+        <w:t>3. Combine with and</w:t>
+      </w:r>
+    </w:p>
+    <w:p>
+      <w:pPr>
+        <w:pStyle w:val="Heading3"/>
+      </w:pPr>
+      <w:r>
+        <w:t>My selected conclusion, deciding fact and explanation</w:t>
+      </w:r>
+    </w:p>
+    <w:p>
+      <w:r>
+        <w:t>________________________________________________________________</w:t>
+      </w:r>
+    </w:p>
+    <w:p>
+      <w:r>
+        <w:t>________________________________________________________________</w:t>
+      </w:r>
+    </w:p>
+    <w:p>
+      <w:r>
+        <w:t>________________________________________________________________</w:t>
+      </w:r>
+    </w:p>
+    <w:p>
+      <w:r>
+        <w:t>________________________________________________________________</w:t>
+      </w:r>
+    </w:p>
+    <w:p>
+      <w:r>
+        <w:t>________________________________________________________________</w:t>
+      </w:r>
+    </w:p>
+    <w:p>
+      <w:r>
+        <w:t>Hint if needed: Read the steps in the pictorial case. Match the supplied detail to the stage that performs or records it.</w:t>
+      </w:r>
+    </w:p>
+    <w:p>
+      <w:r>
+        <w:t>After your attempt, compare with the supported explanation: Combine with and Both comparisons are True, so allowed is True. A Boolean condition represents a yes-or-no result. And requires both conditions; checking only one boundary would accept values outside the intended interval.</w:t>
+      </w:r>
+    </w:p>
+    <w:p>
+      <w:pPr>
+        <w:pStyle w:val="Heading3"/>
+      </w:pPr>
+      <w:r>
+        <w:t>Practice 2: explain the deciding evidence</w:t>
+      </w:r>
+    </w:p>
+    <w:p>
+      <w:r>
+        <w:t>Changed-case practice: Change age to 16. Which conclusion is supported by the supplied facts?</w:t>
+      </w:r>
+    </w:p>
+    <w:p>
+      <w:r>
+        <w:t>1. This one example guarantees correct results for every future input.</w:t>
+      </w:r>
+    </w:p>
+    <w:p>
+      <w:r>
+        <w:t>2. We can decide the result without examining the changed input or the procedure.</w:t>
+      </w:r>
+    </w:p>
+    <w:p>
+      <w:r>
+        <w:t>3. The result becomes False.</w:t>
+      </w:r>
+    </w:p>
+    <w:p>
+      <w:pPr>
+        <w:pStyle w:val="Heading3"/>
+      </w:pPr>
+      <w:r>
+        <w:t>My selected conclusion, deciding fact and explanation</w:t>
+      </w:r>
+    </w:p>
+    <w:p>
+      <w:r>
+        <w:t>________________________________________________________________</w:t>
+      </w:r>
+    </w:p>
+    <w:p>
+      <w:r>
+        <w:t>________________________________________________________________</w:t>
+      </w:r>
+    </w:p>
+    <w:p>
+      <w:r>
+        <w:t>________________________________________________________________</w:t>
+      </w:r>
+    </w:p>
+    <w:p>
+      <w:r>
+        <w:t>________________________________________________________________</w:t>
+      </w:r>
+    </w:p>
+    <w:p>
+      <w:r>
+        <w:t>________________________________________________________________</w:t>
+      </w:r>
+    </w:p>
+    <w:p>
+      <w:r>
+        <w:t>Hint if needed: Use the changed condition and the deciding step in the pictorial trace. The answer must say what follows from those facts.</w:t>
+      </w:r>
+    </w:p>
+    <w:p>
+      <w:r>
+        <w:t>After your attempt, compare with the supported explanation: The result becomes False. The lower condition remains True, but the upper condition fails.</w:t>
+      </w:r>
+    </w:p>
+    <w:p>
+      <w:pPr>
+        <w:pStyle w:val="Heading3"/>
+      </w:pPr>
+      <w:r>
+        <w:t>Repair a missing building block</w:t>
+      </w:r>
+    </w:p>
+    <w:p>
+      <w:r>
+        <w:t>Review Expressions and operator order (python-bridge/3). Goal: Evaluate numeric expressions using Python’s grouping rules. Short practice: Trace the operation order in both expressions. Identify which picture step changes with parentheses and predict both results when the multiplier becomes four.. Return to this week and explain what you changed.</w:t>
+      </w:r>
+    </w:p>
+    <w:p>
+      <w:r>
+        <w:t>Review From a paper algorithm to Python (python-bridge/1). Goal: Translate a short paper calculation into a Python script. Short practice: Match each paper quantity to its Python name. Why does the spare count get added once, and what prints when spare is five?. Return to this week and explain what you changed.</w:t>
+      </w:r>
+    </w:p>
+    <w:p>
+      <w:pPr>
+        <w:pStyle w:val="Heading3"/>
+      </w:pPr>
+      <w:r>
+        <w:t>Predict, run and debug</w:t>
+      </w:r>
+    </w:p>
+    <w:p>
+      <w:r>
+        <w:t>The browser lab lets you edit the supported Python examples already included in this lesson. Predict first, run, inspect the actual output or error, change one input, then run again. Keep code, predictions, actual results and a reasoned revision together. On paper, label your result as a trace rather than an execution.</w:t>
+      </w:r>
+    </w:p>
+    <w:p>
+      <w:pPr>
+        <w:pStyle w:val="Heading3"/>
+      </w:pPr>
+      <w:r>
+        <w:t>Keep your completed work</w:t>
+      </w:r>
+    </w:p>
+    <w:p>
+      <w:r>
+        <w:t>Use Download completed work in the hosted lesson to export your answers, reflections, practice feedback and code-run evidence. Open the HTML copy to read or print it. Drafts stay in this browser when storage is available; clear drafts on a shared device.</w:t>
+      </w:r>
+    </w:p>
+    <w:p>
+      <w:pPr>
+        <w:pStyle w:val="Heading3"/>
+      </w:pPr>
+      <w:r>
+        <w:t>What I repaired, the evidence I kept and the next test</w:t>
+      </w:r>
+    </w:p>
+    <w:p>
+      <w:r>
+        <w:t>________________________________________________________________</w:t>
+      </w:r>
+    </w:p>
+    <w:p>
+      <w:r>
+        <w:t>________________________________________________________________</w:t>
+      </w:r>
+    </w:p>
+    <w:p>
+      <w:r>
+        <w:t>________________________________________________________________</w:t>
+      </w:r>
+    </w:p>
+    <w:p>
+      <w:r>
+        <w:t>________________________________________________________________</w:t>
+      </w:r>
+    </w:p>
+    <w:p>
+      <w:r>
+        <w:t>________________________________________________________________</w:t>
+      </w:r>
+    </w:p>
     <w:sectPr>
       <w:pgSz w:w="12240" w:h="15840"/>
       <w:pgMar w:top="936" w:right="1008" w:bottom="936" w:left="1008" w:header="720" w:footer="720" w:gutter="0"/>

--- a/downloads/workbook/bridge-week-04.docx
+++ b/downloads/workbook/bridge-week-04.docx
@@ -30,6 +30,17 @@
     </w:p>
     <w:p>
       <w:r>
+        <w:t>Record your starting explanation for Boolean conditions before opening notes. Show any later correction separately.</w:t>
+      </w:r>
+    </w:p>
+    <w:p>
+      <w:pPr>
+        <w:spacing w:line="336" w:lineRule="auto" w:after="180"/>
+      </w:pPr>
+      <w:r>
+        <w:rPr>
+          <w:b w:val="0"/>
+        </w:rPr>
         <w:t>Try the recall before opening notes. Then use a different colour or a labelled second line to correct your explanation.</w:t>
       </w:r>
     </w:p>
@@ -42,7 +53,13 @@
       </w:r>
     </w:p>
     <w:p>
-      <w:r>
+      <w:pPr>
+        <w:spacing w:line="336" w:lineRule="auto" w:after="180"/>
+      </w:pPr>
+      <w:r>
+        <w:rPr>
+          <w:b w:val="0"/>
+        </w:rPr>
         <w:t>Without opening the old lesson, explain one key idea from Expressions and operator order. Give an example and a mistake that the idea helps you avoid.</w:t>
       </w:r>
     </w:p>
@@ -78,7 +95,13 @@
       </w:r>
     </w:p>
     <w:p>
-      <w:r>
+      <w:pPr>
+        <w:spacing w:line="336" w:lineRule="auto" w:after="180"/>
+      </w:pPr>
+      <w:r>
+        <w:rPr>
+          <w:b w:val="0"/>
+        </w:rPr>
         <w:t>Without opening the old lesson, explain one key idea from From a paper algorithm to Python. Give an example and a mistake that the idea helps you avoid.</w:t>
       </w:r>
     </w:p>
@@ -115,7 +138,30 @@
     </w:p>
     <w:p>
       <w:r>
-        <w:t>Use W2: Trace separate checks for Boolean conditions. Record the answer once; the lesson and workbook refer to the same attempt.</w:t>
+        <w:t>Complete the supported Boolean conditions trace and record the first step you can explain without help.</w:t>
+      </w:r>
+    </w:p>
+    <w:p>
+      <w:pPr>
+        <w:spacing w:line="336" w:lineRule="auto" w:after="180"/>
+      </w:pPr>
+      <w:r>
+        <w:rPr>
+          <w:b w:val="0"/>
+        </w:rPr>
+        <w:t xml:space="preserve">Use W2: Trace separate checks for </w:t>
+      </w:r>
+      <w:r>
+        <w:rPr>
+          <w:b/>
+        </w:rPr>
+        <w:t>Boolean</w:t>
+      </w:r>
+      <w:r>
+        <w:rPr>
+          <w:b w:val="0"/>
+        </w:rPr>
+        <w:t xml:space="preserve"> conditions. Record the answer once; the lesson and workbook refer to the same attempt.</w:t>
       </w:r>
     </w:p>
     <w:tbl>
@@ -243,7 +289,30 @@
     </w:p>
     <w:p>
       <w:r>
-        <w:t>Use the worked case for Boolean conditions. Proposed explanation: “At most excludes the boundary”. Decide whether this explanation is supported. Point to the step or supplied fact that decides; explain your repair if needed.</w:t>
+        <w:t>Check the proposed Boolean conditions explanation against the supplied facts before discussing it.</w:t>
+      </w:r>
+    </w:p>
+    <w:p>
+      <w:pPr>
+        <w:spacing w:line="336" w:lineRule="auto" w:after="180"/>
+      </w:pPr>
+      <w:r>
+        <w:rPr>
+          <w:b w:val="0"/>
+        </w:rPr>
+        <w:t xml:space="preserve">Use the worked case for </w:t>
+      </w:r>
+      <w:r>
+        <w:rPr>
+          <w:b/>
+        </w:rPr>
+        <w:t>Boolean</w:t>
+      </w:r>
+      <w:r>
+        <w:rPr>
+          <w:b w:val="0"/>
+        </w:rPr>
+        <w:t xml:space="preserve"> conditions. Proposed explanation: “At most excludes the boundary”. Decide whether this explanation is supported. Point to the step or supplied fact that decides; explain your repair if needed.</w:t>
       </w:r>
     </w:p>
     <w:p>
@@ -283,6 +352,11 @@
       </w:r>
     </w:p>
     <w:p>
+      <w:r>
+        <w:t>Write one first attempt at the reserved independent case before feedback. Repeated copies of that case refer to the same recorded attempt.</w:t>
+      </w:r>
+    </w:p>
+    <w:p>
       <w:pPr>
         <w:pStyle w:val="Heading3"/>
       </w:pPr>
@@ -291,8 +365,27 @@
       </w:r>
     </w:p>
     <w:p>
-      <w:r>
-        <w:t>Predict all four booleans. Eligibility requires science AND at most100 pages AND availability. Repeat with genre="history" and all other values unchanged. Which OR result could wrongly suggest the genre requirement passed?</w:t>
+      <w:pPr>
+        <w:spacing w:line="336" w:lineRule="auto" w:after="180"/>
+        <w:shd w:fill="F5F1FB"/>
+      </w:pPr>
+      <w:r>
+        <w:rPr>
+          <w:b w:val="0"/>
+        </w:rPr>
+        <w:t xml:space="preserve">Predict all four </w:t>
+      </w:r>
+      <w:r>
+        <w:rPr>
+          <w:b/>
+        </w:rPr>
+        <w:t>boolean</w:t>
+      </w:r>
+      <w:r>
+        <w:rPr>
+          <w:b w:val="0"/>
+        </w:rPr>
+        <w:t>s. Eligibility requires science AND at most100 pages AND availability. Repeat with genre="history" and all other values unchanged. Which OR result could wrongly suggest the genre requirement passed?</w:t>
       </w:r>
     </w:p>
     <w:p>
@@ -361,7 +454,13 @@
       </w:r>
     </w:p>
     <w:p>
-      <w:r>
+      <w:pPr>
+        <w:spacing w:line="336" w:lineRule="auto" w:after="180"/>
+      </w:pPr>
+      <w:r>
+        <w:rPr>
+          <w:b w:val="0"/>
+        </w:rPr>
         <w:t>Attempt this case before feedback. Record any help. Earlier examples below are further practice; a case already practised with feedback cannot establish fresh transfer.</w:t>
       </w:r>
     </w:p>
@@ -375,7 +474,42 @@
     </w:p>
     <w:p>
       <w:r>
-        <w:t>Write a condition for an activity taking at most 12 minutes and being quiet. Explain why exactly 12 minutes is included.</w:t>
+        <w:t>Translate the requirement. Apply the supplied Boolean conditions facts and keep your reasoning.</w:t>
+      </w:r>
+    </w:p>
+    <w:p>
+      <w:pPr>
+        <w:spacing w:line="336" w:lineRule="auto" w:after="180"/>
+      </w:pPr>
+      <w:r>
+        <w:rPr>
+          <w:b w:val="0"/>
+        </w:rPr>
+        <w:t xml:space="preserve">Write a condition for an activity taking at most </w:t>
+      </w:r>
+      <w:r>
+        <w:rPr>
+          <w:b/>
+        </w:rPr>
+        <w:t>12 minutes</w:t>
+      </w:r>
+      <w:r>
+        <w:rPr>
+          <w:b w:val="0"/>
+        </w:rPr>
+        <w:t xml:space="preserve"> and being quiet. Explain why exactly </w:t>
+      </w:r>
+      <w:r>
+        <w:rPr>
+          <w:b/>
+        </w:rPr>
+        <w:t>12 minutes</w:t>
+      </w:r>
+      <w:r>
+        <w:rPr>
+          <w:b w:val="0"/>
+        </w:rPr>
+        <w:t xml:space="preserve"> is included.</w:t>
       </w:r>
     </w:p>
     <w:p>
@@ -426,7 +560,30 @@
     </w:p>
     <w:p>
       <w:r>
-        <w:t>For (minutes, quiet) cases (11, True), (12, False), and (13, True), write the time comparison and final suitability values before running the program.</w:t>
+        <w:t>Trace separate checks. Apply the supplied Boolean conditions facts and keep your reasoning.</w:t>
+      </w:r>
+    </w:p>
+    <w:p>
+      <w:pPr>
+        <w:spacing w:line="336" w:lineRule="auto" w:after="180"/>
+      </w:pPr>
+      <w:r>
+        <w:rPr>
+          <w:b w:val="0"/>
+        </w:rPr>
+        <w:t xml:space="preserve">For (minutes, quiet) cases (11, True), (12, False), and (13, True), write the time </w:t>
+      </w:r>
+      <w:r>
+        <w:rPr>
+          <w:b/>
+        </w:rPr>
+        <w:t>comparison</w:t>
+      </w:r>
+      <w:r>
+        <w:rPr>
+          <w:b w:val="0"/>
+        </w:rPr>
+        <w:t xml:space="preserve"> and final suitability values before running the program.</w:t>
       </w:r>
     </w:p>
     <w:p>
@@ -477,7 +634,30 @@
     </w:p>
     <w:p>
       <w:r>
-        <w:t>Complete all four Boolean combinations for pencil or crayon. Explain the both-available case and the effect of not pencil.</w:t>
+        <w:t>Distinguish alternatives. Apply the supplied Boolean conditions facts and keep your reasoning.</w:t>
+      </w:r>
+    </w:p>
+    <w:p>
+      <w:pPr>
+        <w:spacing w:line="336" w:lineRule="auto" w:after="180"/>
+      </w:pPr>
+      <w:r>
+        <w:rPr>
+          <w:b w:val="0"/>
+        </w:rPr>
+        <w:t xml:space="preserve">Complete all four </w:t>
+      </w:r>
+      <w:r>
+        <w:rPr>
+          <w:b/>
+        </w:rPr>
+        <w:t>Boolean</w:t>
+      </w:r>
+      <w:r>
+        <w:rPr>
+          <w:b w:val="0"/>
+        </w:rPr>
+        <w:t xml:space="preserve"> combinations for pencil or crayon. Explain the both-available case and the effect of not pencil.</w:t>
       </w:r>
     </w:p>
     <w:p>
@@ -528,7 +708,29 @@
     </w:p>
     <w:p>
       <w:r>
-        <w:t>A fictional puzzle qualifies when its duration is at least 5 and at most 9 minutes and its available flag is True. Write the condition. Predict results for (5, True), (9, True), (10, True), and (7, False). Choose a case that detects replacing and with or between the range check and available.</w:t>
+        <w:t>Attempt before feedback. If this repeats the selected independent case, reuse that first attempt; otherwise keep a separate record. Write a new rule independently. Apply the supplied Boolean conditions facts and keep your reasoning.</w:t>
+      </w:r>
+    </w:p>
+    <w:p>
+      <w:pPr>
+        <w:spacing w:line="336" w:lineRule="auto" w:after="180"/>
+      </w:pPr>
+      <w:r>
+        <w:rPr>
+          <w:b w:val="0"/>
+        </w:rPr>
+        <w:t>A fictional puzzle qualifies when its duration is at least 5 and at most 9 minutes and its available flag is True. Write the condition. Predict results for (5, True), (9, True), (10, True), and (7, False).</w:t>
+      </w:r>
+    </w:p>
+    <w:p>
+      <w:pPr>
+        <w:spacing w:line="336" w:lineRule="auto" w:after="180"/>
+      </w:pPr>
+      <w:r>
+        <w:rPr>
+          <w:b w:val="0"/>
+        </w:rPr>
+        <w:t>Choose a case that detects replacing and with or between the range check and available.</w:t>
       </w:r>
     </w:p>
     <w:p>
@@ -584,6 +786,17 @@
     </w:p>
     <w:p>
       <w:r>
+        <w:t>Separate a check from a guarantee. Apply the supplied Boolean conditions facts and keep your reasoning.</w:t>
+      </w:r>
+    </w:p>
+    <w:p>
+      <w:pPr>
+        <w:spacing w:line="336" w:lineRule="auto" w:after="180"/>
+      </w:pPr>
+      <w:r>
+        <w:rPr>
+          <w:b w:val="0"/>
+        </w:rPr>
         <w:t>Explain why a True suitability result does not prove that the supplied duration is accurate or that a child has permission to start the activity.</w:t>
       </w:r>
     </w:p>
@@ -635,7 +848,89 @@
     </w:p>
     <w:p>
       <w:r>
-        <w:t>Add a labelled boolean conditions evidence sheet to Python readiness portfolio. Show how you can translate stated requirements into comparisons. Use the supplied fictional case and keep its inputs, intermediate steps, calculation or prediction, and limitation. Connect this record to last week’s record; a matching answer without a trace is insufficient.</w:t>
+        <w:t>Connect Boolean conditions to Python readiness portfolio, identify a limit and choose the next useful test.</w:t>
+      </w:r>
+    </w:p>
+    <w:p>
+      <w:pPr>
+        <w:spacing w:line="336" w:lineRule="auto" w:after="180"/>
+      </w:pPr>
+      <w:r>
+        <w:rPr>
+          <w:b w:val="0"/>
+        </w:rPr>
+        <w:t xml:space="preserve">Add a labelled </w:t>
+      </w:r>
+      <w:r>
+        <w:rPr>
+          <w:b/>
+        </w:rPr>
+        <w:t>boolean</w:t>
+      </w:r>
+      <w:r>
+        <w:rPr>
+          <w:b w:val="0"/>
+        </w:rPr>
+        <w:t xml:space="preserve"> conditions </w:t>
+      </w:r>
+      <w:r>
+        <w:rPr>
+          <w:b/>
+        </w:rPr>
+        <w:t>evidence</w:t>
+      </w:r>
+      <w:r>
+        <w:rPr>
+          <w:b w:val="0"/>
+        </w:rPr>
+        <w:t xml:space="preserve"> sheet to Python readiness portfolio. Show how you can translate stated requirements into </w:t>
+      </w:r>
+      <w:r>
+        <w:rPr>
+          <w:b/>
+        </w:rPr>
+        <w:t>comparison</w:t>
+      </w:r>
+      <w:r>
+        <w:rPr>
+          <w:b w:val="0"/>
+        </w:rPr>
+        <w:t>s.</w:t>
+      </w:r>
+    </w:p>
+    <w:p>
+      <w:pPr>
+        <w:spacing w:line="336" w:lineRule="auto" w:after="180"/>
+      </w:pPr>
+      <w:r>
+        <w:rPr>
+          <w:b w:val="0"/>
+        </w:rPr>
+        <w:t xml:space="preserve">Use the supplied fictional case and keep its </w:t>
+      </w:r>
+      <w:r>
+        <w:rPr>
+          <w:b/>
+        </w:rPr>
+        <w:t>input</w:t>
+      </w:r>
+      <w:r>
+        <w:rPr>
+          <w:b w:val="0"/>
+        </w:rPr>
+        <w:t xml:space="preserve">s, intermediate steps, calculation or </w:t>
+      </w:r>
+      <w:r>
+        <w:rPr>
+          <w:b/>
+        </w:rPr>
+        <w:t>prediction</w:t>
+      </w:r>
+      <w:r>
+        <w:rPr>
+          <w:b w:val="0"/>
+        </w:rPr>
+        <w:t>, and limitation. Connect this record to last week’s record; a matching answer without a trace is insufficient.</w:t>
       </w:r>
     </w:p>
     <w:p>
@@ -682,6 +977,11 @@
       </w:pPr>
       <w:r>
         <w:t>11. Feedback, return check and learning record</w:t>
+      </w:r>
+    </w:p>
+    <w:p>
+      <w:r>
+        <w:t>Record the first repaired step and a different case to revisit after a delay.</w:t>
       </w:r>
     </w:p>
     <w:tbl>
@@ -821,7 +1121,13 @@
       </w:tr>
     </w:tbl>
     <w:p>
-      <w:r>
+      <w:pPr>
+        <w:spacing w:line="336" w:lineRule="auto" w:after="180"/>
+      </w:pPr>
+      <w:r>
+        <w:rPr>
+          <w:b w:val="0"/>
+        </w:rPr>
         <w:t>Revisit this idea with your teacher after a delay. Familiarity is different from explaining and using it on a changed case.</w:t>
       </w:r>
     </w:p>
@@ -835,11 +1141,28 @@
     </w:p>
     <w:p>
       <w:r>
-        <w:t>Two conditions for entry. A toy club accepts integer ages from 12 through 15 inclusive.</w:t>
+        <w:t>Two conditions for entry. A toy club accepts integer ages from 12 through 15 inclusive. Explain the labelled step before checking the changed condition.</w:t>
       </w:r>
     </w:p>
     <w:p>
-      <w:r>
+      <w:pPr>
+        <w:spacing w:line="336" w:lineRule="auto" w:after="180"/>
+      </w:pPr>
+      <w:r>
+        <w:rPr>
+          <w:b w:val="0"/>
+        </w:rPr>
+        <w:t>Two conditions for entry. A toy club accepts integer ages from 12 through 15 inclusive.</w:t>
+      </w:r>
+    </w:p>
+    <w:p>
+      <w:pPr>
+        <w:spacing w:line="336" w:lineRule="auto" w:after="180"/>
+      </w:pPr>
+      <w:r>
+        <w:rPr>
+          <w:b w:val="0"/>
+        </w:rPr>
         <w:t>Python 3: age=15; allowed=(age&gt;=12) and (age&lt;=15); print(allowed). No type validation is implemented here.</w:t>
       </w:r>
     </w:p>
@@ -880,8 +1203,39 @@
       </w:r>
     </w:p>
     <w:p>
-      <w:r>
-        <w:t>Give both comparison results for ages 11, 15 and 16. Which comparison rejects each outside value, and why does and matter?</w:t>
+      <w:pPr>
+        <w:spacing w:line="336" w:lineRule="auto" w:after="180"/>
+        <w:shd w:fill="F5F1FB"/>
+      </w:pPr>
+      <w:r>
+        <w:rPr>
+          <w:b w:val="0"/>
+        </w:rPr>
+        <w:t xml:space="preserve">Give both </w:t>
+      </w:r>
+      <w:r>
+        <w:rPr>
+          <w:b/>
+        </w:rPr>
+        <w:t>comparison</w:t>
+      </w:r>
+      <w:r>
+        <w:rPr>
+          <w:b w:val="0"/>
+        </w:rPr>
+        <w:t xml:space="preserve"> results for ages 11, 15 and 16. Which </w:t>
+      </w:r>
+      <w:r>
+        <w:rPr>
+          <w:b/>
+        </w:rPr>
+        <w:t>comparison</w:t>
+      </w:r>
+      <w:r>
+        <w:rPr>
+          <w:b w:val="0"/>
+        </w:rPr>
+        <w:t xml:space="preserve"> rejects each outside value, and why does and matter?</w:t>
       </w:r>
     </w:p>
     <w:p>
@@ -923,13 +1277,81 @@
       </w:r>
     </w:p>
     <w:p>
-      <w:r>
-        <w:t>Support used: alone / hint / worked example. This record is practice evidence.</w:t>
+      <w:pPr>
+        <w:pStyle w:val="Heading3"/>
+      </w:pPr>
+      <w:r>
+        <w:t>Record the help used</w:t>
       </w:r>
     </w:p>
     <w:p>
-      <w:r>
-        <w:t>Project connection: For Python readiness before the Responsible Plant Classifier, retain a trace of the values, the predicted outputs and the changed-case explanation. Use actual Python 3 results to check the prediction after reasoning first.</w:t>
+      <w:pPr>
+        <w:spacing w:line="336" w:lineRule="auto" w:after="180"/>
+        <w:shd w:fill="F1F6F8"/>
+      </w:pPr>
+      <w:r>
+        <w:rPr>
+          <w:b w:val="0"/>
+        </w:rPr>
+        <w:t xml:space="preserve">Support used: alone / hint / worked example. This record is practice </w:t>
+      </w:r>
+      <w:r>
+        <w:rPr>
+          <w:b/>
+        </w:rPr>
+        <w:t>evidence</w:t>
+      </w:r>
+      <w:r>
+        <w:rPr>
+          <w:b w:val="0"/>
+        </w:rPr>
+        <w:t>.</w:t>
+      </w:r>
+    </w:p>
+    <w:p>
+      <w:pPr>
+        <w:spacing w:line="336" w:lineRule="auto" w:after="180"/>
+      </w:pPr>
+      <w:r>
+        <w:rPr>
+          <w:b w:val="0"/>
+        </w:rPr>
+        <w:t xml:space="preserve">Project connection: For Python readiness before the Responsible Plant Classifier, retain a trace of the values, the predicted </w:t>
+      </w:r>
+      <w:r>
+        <w:rPr>
+          <w:b/>
+        </w:rPr>
+        <w:t>output</w:t>
+      </w:r>
+      <w:r>
+        <w:rPr>
+          <w:b w:val="0"/>
+        </w:rPr>
+        <w:t>s and the changed-case explanation.</w:t>
+      </w:r>
+    </w:p>
+    <w:p>
+      <w:pPr>
+        <w:spacing w:line="336" w:lineRule="auto" w:after="180"/>
+      </w:pPr>
+      <w:r>
+        <w:rPr>
+          <w:b w:val="0"/>
+        </w:rPr>
+        <w:t xml:space="preserve">Use actual Python 3 results to check the </w:t>
+      </w:r>
+      <w:r>
+        <w:rPr>
+          <w:b/>
+        </w:rPr>
+        <w:t>prediction</w:t>
+      </w:r>
+      <w:r>
+        <w:rPr>
+          <w:b w:val="0"/>
+        </w:rPr>
+        <w:t xml:space="preserve"> after reasoning first.</w:t>
       </w:r>
     </w:p>
     <w:p>
@@ -942,17 +1364,100 @@
     </w:p>
     <w:p>
       <w:r>
-        <w:t>Project: Python readiness portfolio</w:t>
+        <w:t>Keep this week’s input, deciding step, result and limit together in the Python readiness portfolio record.</w:t>
       </w:r>
     </w:p>
     <w:p>
-      <w:r>
-        <w:t>Current milestone: Python readiness portfolio. Keep runnable code, predictions, actual outputs, one repaired error and an explanation of a function on changed inputs.</w:t>
+      <w:pPr>
+        <w:spacing w:line="336" w:lineRule="auto" w:after="180"/>
+      </w:pPr>
+      <w:r>
+        <w:rPr>
+          <w:b w:val="0"/>
+        </w:rPr>
+        <w:t>Project: Python readiness portfolio</w:t>
       </w:r>
     </w:p>
     <w:p>
-      <w:r>
-        <w:t>For Python readiness before the Responsible Plant Classifier, retain a trace of the values, the predicted outputs and the changed-case explanation. Use actual Python 3 results to check the prediction after reasoning first.</w:t>
+      <w:pPr>
+        <w:spacing w:line="336" w:lineRule="auto" w:after="180"/>
+      </w:pPr>
+      <w:r>
+        <w:rPr>
+          <w:b w:val="0"/>
+        </w:rPr>
+        <w:t xml:space="preserve">Current milestone: Python readiness portfolio. Keep runnable code, </w:t>
+      </w:r>
+      <w:r>
+        <w:rPr>
+          <w:b/>
+        </w:rPr>
+        <w:t>prediction</w:t>
+      </w:r>
+      <w:r>
+        <w:rPr>
+          <w:b w:val="0"/>
+        </w:rPr>
+        <w:t xml:space="preserve">s, actual </w:t>
+      </w:r>
+      <w:r>
+        <w:rPr>
+          <w:b/>
+        </w:rPr>
+        <w:t>output</w:t>
+      </w:r>
+      <w:r>
+        <w:rPr>
+          <w:b w:val="0"/>
+        </w:rPr>
+        <w:t xml:space="preserve">s, one repaired error and an explanation of a function on changed </w:t>
+      </w:r>
+      <w:r>
+        <w:rPr>
+          <w:b/>
+        </w:rPr>
+        <w:t>input</w:t>
+      </w:r>
+      <w:r>
+        <w:rPr>
+          <w:b w:val="0"/>
+        </w:rPr>
+        <w:t>s.</w:t>
+      </w:r>
+    </w:p>
+    <w:p>
+      <w:pPr>
+        <w:spacing w:line="336" w:lineRule="auto" w:after="180"/>
+      </w:pPr>
+      <w:r>
+        <w:rPr>
+          <w:b w:val="0"/>
+        </w:rPr>
+        <w:t xml:space="preserve">For Python readiness before the Responsible Plant Classifier, retain a trace of the values, the predicted </w:t>
+      </w:r>
+      <w:r>
+        <w:rPr>
+          <w:b/>
+        </w:rPr>
+        <w:t>output</w:t>
+      </w:r>
+      <w:r>
+        <w:rPr>
+          <w:b w:val="0"/>
+        </w:rPr>
+        <w:t xml:space="preserve">s and the changed-case explanation. Use actual Python 3 results to check the </w:t>
+      </w:r>
+      <w:r>
+        <w:rPr>
+          <w:b/>
+        </w:rPr>
+        <w:t>prediction</w:t>
+      </w:r>
+      <w:r>
+        <w:rPr>
+          <w:b w:val="0"/>
+        </w:rPr>
+        <w:t xml:space="preserve"> after reasoning first.</w:t>
       </w:r>
     </w:p>
     <w:tbl>
@@ -1114,11 +1619,28 @@
     </w:p>
     <w:p>
       <w:r>
-        <w:t>Use this supported practice once, in the browser or on paper. Keep the reserved independent assessment for a separate first attempt before teacher feedback.</w:t>
+        <w:t>Try the supported questions before comparing with hints and feedback. Record what you repaired and the evidence you retained.</w:t>
       </w:r>
     </w:p>
     <w:p>
-      <w:r>
+      <w:pPr>
+        <w:spacing w:line="336" w:lineRule="auto" w:after="180"/>
+      </w:pPr>
+      <w:r>
+        <w:rPr>
+          <w:b w:val="0"/>
+        </w:rPr>
+        <w:t>Use this supported practice once, in the browser or on paper. Keep the reserved independent assessment for a separate first attempt before teacher feedback.</w:t>
+      </w:r>
+    </w:p>
+    <w:p>
+      <w:pPr>
+        <w:spacing w:line="336" w:lineRule="auto" w:after="180"/>
+      </w:pPr>
+      <w:r>
+        <w:rPr>
+          <w:b w:val="0"/>
+        </w:rPr>
         <w:t>Two conditions for entry. A toy club accepts integer ages from 12 through 15 inclusive.</w:t>
       </w:r>
     </w:p>
@@ -1131,22 +1653,61 @@
       </w:r>
     </w:p>
     <w:p>
-      <w:r>
-        <w:t>Which labelled step matches this detail? Both comparisons are True, so allowed is True.</w:t>
+      <w:pPr>
+        <w:spacing w:line="336" w:lineRule="auto" w:after="180"/>
+      </w:pPr>
+      <w:r>
+        <w:rPr>
+          <w:b w:val="0"/>
+        </w:rPr>
+        <w:t xml:space="preserve">Which labelled step matches this detail? Both </w:t>
+      </w:r>
+      <w:r>
+        <w:rPr>
+          <w:b/>
+        </w:rPr>
+        <w:t>comparison</w:t>
+      </w:r>
+      <w:r>
+        <w:rPr>
+          <w:b w:val="0"/>
+        </w:rPr>
+        <w:t>s are True, so allowed is True.</w:t>
       </w:r>
     </w:p>
     <w:p>
-      <w:r>
+      <w:pPr>
+        <w:spacing w:line="336" w:lineRule="auto" w:after="180"/>
+        <w:shd w:fill="F4F9FC"/>
+      </w:pPr>
+      <w:r>
+        <w:rPr>
+          <w:b w:val="0"/>
+        </w:rPr>
         <w:t>1. Check lower boundary</w:t>
       </w:r>
     </w:p>
     <w:p>
-      <w:r>
+      <w:pPr>
+        <w:spacing w:line="336" w:lineRule="auto" w:after="180"/>
+        <w:shd w:fill="F4F9FC"/>
+      </w:pPr>
+      <w:r>
+        <w:rPr>
+          <w:b w:val="0"/>
+        </w:rPr>
         <w:t>2. Check upper boundary</w:t>
       </w:r>
     </w:p>
     <w:p>
-      <w:r>
+      <w:pPr>
+        <w:spacing w:line="336" w:lineRule="auto" w:after="180"/>
+        <w:shd w:fill="F4F9FC"/>
+      </w:pPr>
+      <w:r>
+        <w:rPr>
+          <w:b w:val="0"/>
+        </w:rPr>
         <w:t>3. Combine with and</w:t>
       </w:r>
     </w:p>
@@ -1184,13 +1745,23 @@
       </w:r>
     </w:p>
     <w:p>
-      <w:r>
-        <w:t>Hint if needed: Read the steps in the pictorial case. Match the supplied detail to the stage that performs or records it.</w:t>
+      <w:pPr>
+        <w:pStyle w:val="Heading3"/>
+      </w:pPr>
+      <w:r>
+        <w:t>Hint · try first</w:t>
       </w:r>
     </w:p>
     <w:p>
-      <w:r>
-        <w:t>After your attempt, compare with the supported explanation: Combine with and Both comparisons are True, so allowed is True. A Boolean condition represents a yes-or-no result. And requires both conditions; checking only one boundary would accept values outside the intended interval.</w:t>
+      <w:pPr>
+        <w:spacing w:line="336" w:lineRule="auto" w:after="180"/>
+        <w:shd w:fill="F1F6F8"/>
+      </w:pPr>
+      <w:r>
+        <w:rPr>
+          <w:b w:val="0"/>
+        </w:rPr>
+        <w:t>Hint if needed: Read the steps in the pictorial case. Match the supplied detail to the stage that performs or records it.</w:t>
       </w:r>
     </w:p>
     <w:p>
@@ -1198,27 +1769,55 @@
         <w:pStyle w:val="Heading3"/>
       </w:pPr>
       <w:r>
-        <w:t>Practice 2: explain the deciding evidence</w:t>
+        <w:t>Feedback · compare after trying</w:t>
       </w:r>
     </w:p>
     <w:p>
-      <w:r>
-        <w:t>Changed-case practice: Change age to 16. Which conclusion is supported by the supplied facts?</w:t>
+      <w:pPr>
+        <w:spacing w:line="336" w:lineRule="auto" w:after="180"/>
+        <w:shd w:fill="F1F6FC"/>
+      </w:pPr>
+      <w:r>
+        <w:rPr>
+          <w:b w:val="0"/>
+        </w:rPr>
+        <w:t xml:space="preserve">After your attempt, compare with the supported explanation: Combine with and Both </w:t>
+      </w:r>
+      <w:r>
+        <w:rPr>
+          <w:b/>
+        </w:rPr>
+        <w:t>comparison</w:t>
+      </w:r>
+      <w:r>
+        <w:rPr>
+          <w:b w:val="0"/>
+        </w:rPr>
+        <w:t xml:space="preserve">s are True, so allowed is True. A </w:t>
+      </w:r>
+      <w:r>
+        <w:rPr>
+          <w:b/>
+        </w:rPr>
+        <w:t>Boolean</w:t>
+      </w:r>
+      <w:r>
+        <w:rPr>
+          <w:b w:val="0"/>
+        </w:rPr>
+        <w:t xml:space="preserve"> condition represents a yes-or-no result.</w:t>
       </w:r>
     </w:p>
     <w:p>
-      <w:r>
-        <w:t>1. This one example guarantees correct results for every future input.</w:t>
-      </w:r>
-    </w:p>
-    <w:p>
-      <w:r>
-        <w:t>2. We can decide the result without examining the changed input or the procedure.</w:t>
-      </w:r>
-    </w:p>
-    <w:p>
-      <w:r>
-        <w:t>3. The result becomes False.</w:t>
+      <w:pPr>
+        <w:spacing w:line="336" w:lineRule="auto" w:after="180"/>
+        <w:shd w:fill="F1F6FC"/>
+      </w:pPr>
+      <w:r>
+        <w:rPr>
+          <w:b w:val="0"/>
+        </w:rPr>
+        <w:t>And requires both conditions; checking only one boundary would accept values outside the intended interval.</w:t>
       </w:r>
     </w:p>
     <w:p>
@@ -1226,42 +1825,7 @@
         <w:pStyle w:val="Heading3"/>
       </w:pPr>
       <w:r>
-        <w:t>My selected conclusion, deciding fact and explanation</w:t>
-      </w:r>
-    </w:p>
-    <w:p>
-      <w:r>
-        <w:t>________________________________________________________________</w:t>
-      </w:r>
-    </w:p>
-    <w:p>
-      <w:r>
-        <w:t>________________________________________________________________</w:t>
-      </w:r>
-    </w:p>
-    <w:p>
-      <w:r>
-        <w:t>________________________________________________________________</w:t>
-      </w:r>
-    </w:p>
-    <w:p>
-      <w:r>
-        <w:t>________________________________________________________________</w:t>
-      </w:r>
-    </w:p>
-    <w:p>
-      <w:r>
-        <w:t>________________________________________________________________</w:t>
-      </w:r>
-    </w:p>
-    <w:p>
-      <w:r>
-        <w:t>Hint if needed: Use the changed condition and the deciding step in the pictorial trace. The answer must say what follows from those facts.</w:t>
-      </w:r>
-    </w:p>
-    <w:p>
-      <w:r>
-        <w:t>After your attempt, compare with the supported explanation: The result becomes False. The lower condition remains True, but the upper condition fails.</w:t>
+        <w:t>Practice 2: explain the deciding evidence</w:t>
       </w:r>
     </w:p>
     <w:p>
@@ -1269,17 +1833,79 @@
         <w:pStyle w:val="Heading3"/>
       </w:pPr>
       <w:r>
-        <w:t>Repair a missing building block</w:t>
+        <w:t>Changed case · predict first</w:t>
       </w:r>
     </w:p>
     <w:p>
-      <w:r>
-        <w:t>Review Expressions and operator order (python-bridge/3). Goal: Evaluate numeric expressions using Python’s grouping rules. Short practice: Trace the operation order in both expressions. Identify which picture step changes with parentheses and predict both results when the multiplier becomes four.. Return to this week and explain what you changed.</w:t>
+      <w:pPr>
+        <w:spacing w:line="336" w:lineRule="auto" w:after="180"/>
+        <w:shd w:fill="F5F1FB"/>
+      </w:pPr>
+      <w:r>
+        <w:rPr>
+          <w:b w:val="0"/>
+        </w:rPr>
+        <w:t>Changed-case practice: Change age to 16. Which conclusion is supported by the supplied facts?</w:t>
       </w:r>
     </w:p>
     <w:p>
-      <w:r>
-        <w:t>Review From a paper algorithm to Python (python-bridge/1). Goal: Translate a short paper calculation into a Python script. Short practice: Match each paper quantity to its Python name. Why does the spare count get added once, and what prints when spare is five?. Return to this week and explain what you changed.</w:t>
+      <w:pPr>
+        <w:spacing w:line="336" w:lineRule="auto" w:after="180"/>
+        <w:shd w:fill="F4F9FC"/>
+      </w:pPr>
+      <w:r>
+        <w:rPr>
+          <w:b w:val="0"/>
+        </w:rPr>
+        <w:t xml:space="preserve">1. This one example guarantees correct results for every future </w:t>
+      </w:r>
+      <w:r>
+        <w:rPr>
+          <w:b/>
+        </w:rPr>
+        <w:t>input</w:t>
+      </w:r>
+      <w:r>
+        <w:rPr>
+          <w:b w:val="0"/>
+        </w:rPr>
+        <w:t>.</w:t>
+      </w:r>
+    </w:p>
+    <w:p>
+      <w:pPr>
+        <w:spacing w:line="336" w:lineRule="auto" w:after="180"/>
+        <w:shd w:fill="F4F9FC"/>
+      </w:pPr>
+      <w:r>
+        <w:rPr>
+          <w:b w:val="0"/>
+        </w:rPr>
+        <w:t xml:space="preserve">2. We can decide the result without examining the changed </w:t>
+      </w:r>
+      <w:r>
+        <w:rPr>
+          <w:b/>
+        </w:rPr>
+        <w:t>input</w:t>
+      </w:r>
+      <w:r>
+        <w:rPr>
+          <w:b w:val="0"/>
+        </w:rPr>
+        <w:t xml:space="preserve"> or the procedure.</w:t>
+      </w:r>
+    </w:p>
+    <w:p>
+      <w:pPr>
+        <w:spacing w:line="336" w:lineRule="auto" w:after="180"/>
+        <w:shd w:fill="F4F9FC"/>
+      </w:pPr>
+      <w:r>
+        <w:rPr>
+          <w:b w:val="0"/>
+        </w:rPr>
+        <w:t>3. The result becomes False.</w:t>
       </w:r>
     </w:p>
     <w:p>
@@ -1287,12 +1913,32 @@
         <w:pStyle w:val="Heading3"/>
       </w:pPr>
       <w:r>
-        <w:t>Predict, run and debug</w:t>
+        <w:t>My selected conclusion, deciding fact and explanation</w:t>
       </w:r>
     </w:p>
     <w:p>
       <w:r>
-        <w:t>The browser lab lets you edit the supported Python examples already included in this lesson. Predict first, run, inspect the actual output or error, change one input, then run again. Keep code, predictions, actual results and a reasoned revision together. On paper, label your result as a trace rather than an execution.</w:t>
+        <w:t>________________________________________________________________</w:t>
+      </w:r>
+    </w:p>
+    <w:p>
+      <w:r>
+        <w:t>________________________________________________________________</w:t>
+      </w:r>
+    </w:p>
+    <w:p>
+      <w:r>
+        <w:t>________________________________________________________________</w:t>
+      </w:r>
+    </w:p>
+    <w:p>
+      <w:r>
+        <w:t>________________________________________________________________</w:t>
+      </w:r>
+    </w:p>
+    <w:p>
+      <w:r>
+        <w:t>________________________________________________________________</w:t>
       </w:r>
     </w:p>
     <w:p>
@@ -1300,12 +1946,19 @@
         <w:pStyle w:val="Heading3"/>
       </w:pPr>
       <w:r>
-        <w:t>Keep your completed work</w:t>
+        <w:t>Hint · try first</w:t>
       </w:r>
     </w:p>
     <w:p>
-      <w:r>
-        <w:t>Use Download completed work in the hosted lesson to export your answers, reflections, practice feedback and code-run evidence. Open the HTML copy to read or print it. Drafts stay in this browser when storage is available; clear drafts on a shared device.</w:t>
+      <w:pPr>
+        <w:spacing w:line="336" w:lineRule="auto" w:after="180"/>
+        <w:shd w:fill="F1F6F8"/>
+      </w:pPr>
+      <w:r>
+        <w:rPr>
+          <w:b w:val="0"/>
+        </w:rPr>
+        <w:t>Hint if needed: Use the changed condition and the deciding step in the pictorial trace. The answer must say what follows from those facts.</w:t>
       </w:r>
     </w:p>
     <w:p>
@@ -1313,12 +1966,929 @@
         <w:pStyle w:val="Heading3"/>
       </w:pPr>
       <w:r>
-        <w:t>What I repaired, the evidence I kept and the next test</w:t>
+        <w:t>Feedback · compare after trying</w:t>
       </w:r>
     </w:p>
     <w:p>
+      <w:pPr>
+        <w:spacing w:line="336" w:lineRule="auto" w:after="180"/>
+        <w:shd w:fill="F1F6FC"/>
+      </w:pPr>
+      <w:r>
+        <w:rPr>
+          <w:b w:val="0"/>
+        </w:rPr>
+        <w:t>After your attempt, compare with the supported explanation: The result becomes False. The lower condition remains True, but the upper condition fails.</w:t>
+      </w:r>
+    </w:p>
+    <w:p>
+      <w:pPr>
+        <w:pStyle w:val="Heading3"/>
+      </w:pPr>
+      <w:r>
+        <w:t>Repair a missing building block</w:t>
+      </w:r>
+    </w:p>
+    <w:p>
+      <w:pPr>
+        <w:spacing w:line="336" w:lineRule="auto" w:after="180"/>
+      </w:pPr>
+      <w:r>
+        <w:rPr>
+          <w:b w:val="0"/>
+        </w:rPr>
+        <w:t>Review Expressions and operator order (python-bridge/3). Goal: Evaluate numeric expressions using Python’s grouping rules. Short practice: Trace the operation order in both expressions.</w:t>
+      </w:r>
+    </w:p>
+    <w:p>
+      <w:pPr>
+        <w:spacing w:line="336" w:lineRule="auto" w:after="180"/>
+      </w:pPr>
+      <w:r>
+        <w:rPr>
+          <w:b w:val="0"/>
+        </w:rPr>
+        <w:t>Identify which picture step changes with parentheses and predict both results when the multiplier becomes four.. Return to this week and explain what you changed.</w:t>
+      </w:r>
+    </w:p>
+    <w:p>
+      <w:pPr>
+        <w:spacing w:line="336" w:lineRule="auto" w:after="180"/>
+      </w:pPr>
+      <w:r>
+        <w:rPr>
+          <w:b w:val="0"/>
+        </w:rPr>
+        <w:t>Review From a paper algorithm to Python (python-bridge/1). Goal: Translate a short paper calculation into a Python script. Short practice: Match each paper quantity to its Python name.</w:t>
+      </w:r>
+    </w:p>
+    <w:p>
+      <w:pPr>
+        <w:spacing w:line="336" w:lineRule="auto" w:after="180"/>
+      </w:pPr>
+      <w:r>
+        <w:rPr>
+          <w:b w:val="0"/>
+        </w:rPr>
+        <w:t>Why does the spare count get added once, and what prints when spare is five?. Return to this week and explain what you changed.</w:t>
+      </w:r>
+    </w:p>
+    <w:p>
+      <w:pPr>
+        <w:pStyle w:val="Heading3"/>
+      </w:pPr>
+      <w:r>
+        <w:t>Predict, run and debug</w:t>
+      </w:r>
+    </w:p>
+    <w:p>
+      <w:pPr>
+        <w:spacing w:line="336" w:lineRule="auto" w:after="180"/>
+      </w:pPr>
+      <w:r>
+        <w:rPr>
+          <w:b w:val="0"/>
+        </w:rPr>
+        <w:t xml:space="preserve">The browser lab lets you edit the supported Python examples already included in this lesson. Predict first, run, inspect the actual </w:t>
+      </w:r>
+      <w:r>
+        <w:rPr>
+          <w:b/>
+        </w:rPr>
+        <w:t>output</w:t>
+      </w:r>
+      <w:r>
+        <w:rPr>
+          <w:b w:val="0"/>
+        </w:rPr>
+        <w:t xml:space="preserve"> or error, change one </w:t>
+      </w:r>
+      <w:r>
+        <w:rPr>
+          <w:b/>
+        </w:rPr>
+        <w:t>input</w:t>
+      </w:r>
+      <w:r>
+        <w:rPr>
+          <w:b w:val="0"/>
+        </w:rPr>
+        <w:t>, then run again.</w:t>
+      </w:r>
+    </w:p>
+    <w:p>
+      <w:pPr>
+        <w:spacing w:line="336" w:lineRule="auto" w:after="180"/>
+      </w:pPr>
+      <w:r>
+        <w:rPr>
+          <w:b w:val="0"/>
+        </w:rPr>
+        <w:t xml:space="preserve">Keep code, </w:t>
+      </w:r>
+      <w:r>
+        <w:rPr>
+          <w:b/>
+        </w:rPr>
+        <w:t>prediction</w:t>
+      </w:r>
+      <w:r>
+        <w:rPr>
+          <w:b w:val="0"/>
+        </w:rPr>
+        <w:t>s, actual results and a reasoned revision together. On paper, label your result as a trace rather than an execution.</w:t>
+      </w:r>
+    </w:p>
+    <w:p>
+      <w:pPr>
+        <w:pStyle w:val="Heading3"/>
+      </w:pPr>
+      <w:r>
+        <w:t>Keep your completed work</w:t>
+      </w:r>
+    </w:p>
+    <w:p>
+      <w:pPr>
+        <w:spacing w:line="336" w:lineRule="auto" w:after="180"/>
+      </w:pPr>
+      <w:r>
+        <w:rPr>
+          <w:b w:val="0"/>
+        </w:rPr>
+        <w:t xml:space="preserve">Use Download completed work in the hosted lesson to export your answers, reflections, practice feedback and code-run </w:t>
+      </w:r>
+      <w:r>
+        <w:rPr>
+          <w:b/>
+        </w:rPr>
+        <w:t>evidence</w:t>
+      </w:r>
+      <w:r>
+        <w:rPr>
+          <w:b w:val="0"/>
+        </w:rPr>
+        <w:t>. Open the HTML copy to read or print it.</w:t>
+      </w:r>
+    </w:p>
+    <w:p>
+      <w:pPr>
+        <w:spacing w:line="336" w:lineRule="auto" w:after="180"/>
+      </w:pPr>
+      <w:r>
+        <w:rPr>
+          <w:b w:val="0"/>
+        </w:rPr>
+        <w:t>Drafts stay in this browser when storage is available; clear drafts on a shared device.</w:t>
+      </w:r>
+    </w:p>
+    <w:p>
+      <w:pPr>
+        <w:pStyle w:val="Heading3"/>
+      </w:pPr>
+      <w:r>
+        <w:t>What I repaired, the evidence I kept and the next test</w:t>
+      </w:r>
+    </w:p>
+    <w:p>
       <w:r>
         <w:t>________________________________________________________________</w:t>
+      </w:r>
+    </w:p>
+    <w:p>
+      <w:r>
+        <w:t>________________________________________________________________</w:t>
+      </w:r>
+    </w:p>
+    <w:p>
+      <w:r>
+        <w:t>________________________________________________________________</w:t>
+      </w:r>
+    </w:p>
+    <w:p>
+      <w:r>
+        <w:t>________________________________________________________________</w:t>
+      </w:r>
+    </w:p>
+    <w:p>
+      <w:r>
+        <w:t>________________________________________________________________</w:t>
+      </w:r>
+    </w:p>
+    <w:p>
+      <w:pPr>
+        <w:pStyle w:val="Heading1"/>
+      </w:pPr>
+      <w:r>
+        <w:t>15. Visual concept journey</w:t>
+      </w:r>
+    </w:p>
+    <w:p>
+      <w:r>
+        <w:t>Explain each Boolean conditions picture from its labels, then record a relevant limit.</w:t>
+      </w:r>
+    </w:p>
+    <w:p>
+      <w:pPr>
+        <w:pStyle w:val="Heading3"/>
+      </w:pPr>
+      <w:r>
+        <w:t>01. Boolean conditions: the case</w:t>
+      </w:r>
+    </w:p>
+    <w:p>
+      <w:r>
+        <w:drawing>
+          <wp:inline xmlns:a="http://schemas.openxmlformats.org/drawingml/2006/main" xmlns:pic="http://schemas.openxmlformats.org/drawingml/2006/picture">
+            <wp:extent cx="5486400" cy="2834640"/>
+            <wp:docPr id="2" name="Picture 2" descr="Two conditions for entry. A toy club accepts integer ages from 12 through 15 inclusive. Supplied facts: Python 3: age=15; allowed=(age&gt;=12) and (age&lt;=15); print(allowed). No type validation is implemented here."/>
+            <wp:cNvGraphicFramePr>
+              <a:graphicFrameLocks noChangeAspect="1"/>
+            </wp:cNvGraphicFramePr>
+            <a:graphic>
+              <a:graphicData uri="http://schemas.openxmlformats.org/drawingml/2006/picture">
+                <pic:pic>
+                  <pic:nvPicPr>
+                    <pic:cNvPr id="0" name="academy-story-python-bridge-4-01.png"/>
+                    <pic:cNvPicPr/>
+                  </pic:nvPicPr>
+                  <pic:blipFill>
+                    <a:blip r:embed="rId10"/>
+                    <a:stretch>
+                      <a:fillRect/>
+                    </a:stretch>
+                  </pic:blipFill>
+                  <pic:spPr>
+                    <a:xfrm>
+                      <a:off x="0" y="0"/>
+                      <a:ext cx="5486400" cy="2834640"/>
+                    </a:xfrm>
+                    <a:prstGeom prst="rect"/>
+                  </pic:spPr>
+                </pic:pic>
+              </a:graphicData>
+            </a:graphic>
+          </wp:inline>
+        </w:drawing>
+      </w:r>
+    </w:p>
+    <w:p>
+      <w:pPr>
+        <w:spacing w:line="336" w:lineRule="auto" w:after="180"/>
+      </w:pPr>
+      <w:r>
+        <w:rPr>
+          <w:b w:val="0"/>
+        </w:rPr>
+        <w:t>Two conditions for entry. A toy club accepts integer ages from 12 through 15 inclusive. Supplied facts: Python 3: age=15; allowed=(age&gt;=12) and (age&lt;=15); print(allowed). No type validation is implemented here.</w:t>
+      </w:r>
+    </w:p>
+    <w:p>
+      <w:pPr>
+        <w:spacing w:line="336" w:lineRule="auto" w:after="180"/>
+        <w:shd w:fill="F5F1FB"/>
+      </w:pPr>
+      <w:r>
+        <w:rPr>
+          <w:b w:val="0"/>
+        </w:rPr>
+        <w:t>Point to the given fact that matters most. Explain why it matters.</w:t>
+      </w:r>
+    </w:p>
+    <w:p>
+      <w:pPr>
+        <w:pStyle w:val="Heading3"/>
+      </w:pPr>
+      <w:r>
+        <w:t>My picture explanation, deciding evidence and one limit</w:t>
+      </w:r>
+    </w:p>
+    <w:p>
+      <w:r>
+        <w:t>________________________________________________________________</w:t>
+      </w:r>
+    </w:p>
+    <w:p>
+      <w:r>
+        <w:t>________________________________________________________________</w:t>
+      </w:r>
+    </w:p>
+    <w:p>
+      <w:r>
+        <w:t>________________________________________________________________</w:t>
+      </w:r>
+    </w:p>
+    <w:p>
+      <w:r>
+        <w:t>________________________________________________________________</w:t>
+      </w:r>
+    </w:p>
+    <w:p>
+      <w:pPr>
+        <w:pStyle w:val="Heading3"/>
+      </w:pPr>
+      <w:r>
+        <w:t>02. Follow the deciding steps</w:t>
+      </w:r>
+    </w:p>
+    <w:p>
+      <w:r>
+        <w:drawing>
+          <wp:inline xmlns:a="http://schemas.openxmlformats.org/drawingml/2006/main" xmlns:pic="http://schemas.openxmlformats.org/drawingml/2006/picture">
+            <wp:extent cx="5486400" cy="3182112"/>
+            <wp:docPr id="3" name="Picture 3" descr="Check lower boundary: 15&gt;=12 is True. → Check upper boundary: 15&lt;=15 is also True. → Combine with and: Both comparisons are True, so allowed is True."/>
+            <wp:cNvGraphicFramePr>
+              <a:graphicFrameLocks noChangeAspect="1"/>
+            </wp:cNvGraphicFramePr>
+            <a:graphic>
+              <a:graphicData uri="http://schemas.openxmlformats.org/drawingml/2006/picture">
+                <pic:pic>
+                  <pic:nvPicPr>
+                    <pic:cNvPr id="0" name="academy-story-python-bridge-4-02.png"/>
+                    <pic:cNvPicPr/>
+                  </pic:nvPicPr>
+                  <pic:blipFill>
+                    <a:blip r:embed="rId11"/>
+                    <a:stretch>
+                      <a:fillRect/>
+                    </a:stretch>
+                  </pic:blipFill>
+                  <pic:spPr>
+                    <a:xfrm>
+                      <a:off x="0" y="0"/>
+                      <a:ext cx="5486400" cy="3182112"/>
+                    </a:xfrm>
+                    <a:prstGeom prst="rect"/>
+                  </pic:spPr>
+                </pic:pic>
+              </a:graphicData>
+            </a:graphic>
+          </wp:inline>
+        </w:drawing>
+      </w:r>
+    </w:p>
+    <w:p>
+      <w:pPr>
+        <w:spacing w:line="336" w:lineRule="auto" w:after="180"/>
+      </w:pPr>
+      <w:r>
+        <w:rPr>
+          <w:b w:val="0"/>
+        </w:rPr>
+        <w:t xml:space="preserve">Check lower boundary: 15&gt;=12 is True. → Check upper boundary: 15&lt;=15 is also True. → Combine with and: Both </w:t>
+      </w:r>
+      <w:r>
+        <w:rPr>
+          <w:b/>
+        </w:rPr>
+        <w:t>comparison</w:t>
+      </w:r>
+      <w:r>
+        <w:rPr>
+          <w:b w:val="0"/>
+        </w:rPr>
+        <w:t>s are True, so allowed is True.</w:t>
+      </w:r>
+    </w:p>
+    <w:p>
+      <w:pPr>
+        <w:spacing w:line="336" w:lineRule="auto" w:after="180"/>
+        <w:shd w:fill="F5F1FB"/>
+      </w:pPr>
+      <w:r>
+        <w:rPr>
+          <w:b w:val="0"/>
+        </w:rPr>
+        <w:t xml:space="preserve">Point to each numbered stage and explain which recorded </w:t>
+      </w:r>
+      <w:r>
+        <w:rPr>
+          <w:b/>
+        </w:rPr>
+        <w:t>input</w:t>
+      </w:r>
+      <w:r>
+        <w:rPr>
+          <w:b w:val="0"/>
+        </w:rPr>
+        <w:t xml:space="preserve"> it uses.</w:t>
+      </w:r>
+    </w:p>
+    <w:p>
+      <w:pPr>
+        <w:pStyle w:val="Heading3"/>
+      </w:pPr>
+      <w:r>
+        <w:t>My picture explanation, deciding evidence and one limit</w:t>
+      </w:r>
+    </w:p>
+    <w:p>
+      <w:r>
+        <w:t>________________________________________________________________</w:t>
+      </w:r>
+    </w:p>
+    <w:p>
+      <w:r>
+        <w:t>________________________________________________________________</w:t>
+      </w:r>
+    </w:p>
+    <w:p>
+      <w:r>
+        <w:t>________________________________________________________________</w:t>
+      </w:r>
+    </w:p>
+    <w:p>
+      <w:r>
+        <w:t>________________________________________________________________</w:t>
+      </w:r>
+    </w:p>
+    <w:p>
+      <w:pPr>
+        <w:pStyle w:val="Heading3"/>
+      </w:pPr>
+      <w:r>
+        <w:t>03. Two requirements must both hold</w:t>
+      </w:r>
+    </w:p>
+    <w:p>
+      <w:r>
+        <w:drawing>
+          <wp:inline xmlns:a="http://schemas.openxmlformats.org/drawingml/2006/main" xmlns:pic="http://schemas.openxmlformats.org/drawingml/2006/picture">
+            <wp:extent cx="5486400" cy="2834640"/>
+            <wp:docPr id="4" name="Picture 4" descr="Two requirements must both hold. 12 min, quiet False | 12 &lt;= 12 is True | True and False is False. 12 min, quiet True | 12 &lt;= 12 is True | True and True is True. 15 min, quiet True | 15 &lt;= 12 is False | False and True is False"/>
+            <wp:cNvGraphicFramePr>
+              <a:graphicFrameLocks noChangeAspect="1"/>
+            </wp:cNvGraphicFramePr>
+            <a:graphic>
+              <a:graphicData uri="http://schemas.openxmlformats.org/drawingml/2006/picture">
+                <pic:pic>
+                  <pic:nvPicPr>
+                    <pic:cNvPr id="0" name="academy-story-python-bridge-4-03.png"/>
+                    <pic:cNvPicPr/>
+                  </pic:nvPicPr>
+                  <pic:blipFill>
+                    <a:blip r:embed="rId12"/>
+                    <a:stretch>
+                      <a:fillRect/>
+                    </a:stretch>
+                  </pic:blipFill>
+                  <pic:spPr>
+                    <a:xfrm>
+                      <a:off x="0" y="0"/>
+                      <a:ext cx="5486400" cy="2834640"/>
+                    </a:xfrm>
+                    <a:prstGeom prst="rect"/>
+                  </pic:spPr>
+                </pic:pic>
+              </a:graphicData>
+            </a:graphic>
+          </wp:inline>
+        </w:drawing>
+      </w:r>
+    </w:p>
+    <w:p>
+      <w:pPr>
+        <w:spacing w:line="336" w:lineRule="auto" w:after="180"/>
+      </w:pPr>
+      <w:r>
+        <w:rPr>
+          <w:b w:val="0"/>
+        </w:rPr>
+        <w:t>Two requirements must both hold. 12 min, quiet False | 12 &lt;= 12 is True | True and False is False. 12 min, quiet True | 12 &lt;= 12 is True | True and True is True. 15 min, quiet True | 15 &lt;= 12 is False | False and True is False</w:t>
+      </w:r>
+    </w:p>
+    <w:p>
+      <w:pPr>
+        <w:spacing w:line="336" w:lineRule="auto" w:after="180"/>
+        <w:shd w:fill="F5F1FB"/>
+      </w:pPr>
+      <w:r>
+        <w:rPr>
+          <w:b w:val="0"/>
+        </w:rPr>
+        <w:t>Read the labels and values. Explain the relationship the model shows.</w:t>
+      </w:r>
+    </w:p>
+    <w:p>
+      <w:pPr>
+        <w:pStyle w:val="Heading3"/>
+      </w:pPr>
+      <w:r>
+        <w:t>My picture explanation, deciding evidence and one limit</w:t>
+      </w:r>
+    </w:p>
+    <w:p>
+      <w:r>
+        <w:t>________________________________________________________________</w:t>
+      </w:r>
+    </w:p>
+    <w:p>
+      <w:r>
+        <w:t>________________________________________________________________</w:t>
+      </w:r>
+    </w:p>
+    <w:p>
+      <w:r>
+        <w:t>________________________________________________________________</w:t>
+      </w:r>
+    </w:p>
+    <w:p>
+      <w:r>
+        <w:t>________________________________________________________________</w:t>
+      </w:r>
+    </w:p>
+    <w:p>
+      <w:pPr>
+        <w:pStyle w:val="Heading3"/>
+      </w:pPr>
+      <w:r>
+        <w:t>04. Change one thing. Trace what follows.</w:t>
+      </w:r>
+    </w:p>
+    <w:p>
+      <w:r>
+        <w:drawing>
+          <wp:inline xmlns:a="http://schemas.openxmlformats.org/drawingml/2006/main" xmlns:pic="http://schemas.openxmlformats.org/drawingml/2006/picture">
+            <wp:extent cx="5486400" cy="3026664"/>
+            <wp:docPr id="5" name="Picture 5" descr="Original case: Both comparisons are True, so allowed is True. Changed condition: Change age to 16. Expected result: The result becomes False. Reason: The lower condition remains True, but the upper condition fails."/>
+            <wp:cNvGraphicFramePr>
+              <a:graphicFrameLocks noChangeAspect="1"/>
+            </wp:cNvGraphicFramePr>
+            <a:graphic>
+              <a:graphicData uri="http://schemas.openxmlformats.org/drawingml/2006/picture">
+                <pic:pic>
+                  <pic:nvPicPr>
+                    <pic:cNvPr id="0" name="academy-story-python-bridge-4-04.png"/>
+                    <pic:cNvPicPr/>
+                  </pic:nvPicPr>
+                  <pic:blipFill>
+                    <a:blip r:embed="rId13"/>
+                    <a:stretch>
+                      <a:fillRect/>
+                    </a:stretch>
+                  </pic:blipFill>
+                  <pic:spPr>
+                    <a:xfrm>
+                      <a:off x="0" y="0"/>
+                      <a:ext cx="5486400" cy="3026664"/>
+                    </a:xfrm>
+                    <a:prstGeom prst="rect"/>
+                  </pic:spPr>
+                </pic:pic>
+              </a:graphicData>
+            </a:graphic>
+          </wp:inline>
+        </w:drawing>
+      </w:r>
+    </w:p>
+    <w:p>
+      <w:pPr>
+        <w:spacing w:line="336" w:lineRule="auto" w:after="180"/>
+      </w:pPr>
+      <w:r>
+        <w:rPr>
+          <w:b w:val="0"/>
+        </w:rPr>
+        <w:t xml:space="preserve">Original case: Both </w:t>
+      </w:r>
+      <w:r>
+        <w:rPr>
+          <w:b/>
+        </w:rPr>
+        <w:t>comparison</w:t>
+      </w:r>
+      <w:r>
+        <w:rPr>
+          <w:b w:val="0"/>
+        </w:rPr>
+        <w:t>s are True, so allowed is True. Changed condition: Change age to 16. Expected result: The result becomes False. Reason: The lower condition remains True, but the upper condition fails.</w:t>
+      </w:r>
+    </w:p>
+    <w:p>
+      <w:pPr>
+        <w:spacing w:line="336" w:lineRule="auto" w:after="180"/>
+        <w:shd w:fill="F5F1FB"/>
+      </w:pPr>
+      <w:r>
+        <w:rPr>
+          <w:b w:val="0"/>
+        </w:rPr>
+        <w:t>Predict before checking the worked changed-case result. Name what changed and what the supplied facts allow you to conclude.</w:t>
+      </w:r>
+    </w:p>
+    <w:p>
+      <w:pPr>
+        <w:pStyle w:val="Heading3"/>
+      </w:pPr>
+      <w:r>
+        <w:t>My picture explanation, deciding evidence and one limit</w:t>
+      </w:r>
+    </w:p>
+    <w:p>
+      <w:r>
+        <w:t>________________________________________________________________</w:t>
+      </w:r>
+    </w:p>
+    <w:p>
+      <w:r>
+        <w:t>________________________________________________________________</w:t>
+      </w:r>
+    </w:p>
+    <w:p>
+      <w:r>
+        <w:t>________________________________________________________________</w:t>
+      </w:r>
+    </w:p>
+    <w:p>
+      <w:r>
+        <w:t>________________________________________________________________</w:t>
+      </w:r>
+    </w:p>
+    <w:p>
+      <w:pPr>
+        <w:pStyle w:val="Heading3"/>
+      </w:pPr>
+      <w:r>
+        <w:t>05. Connect the explanation to its limit</w:t>
+      </w:r>
+    </w:p>
+    <w:p>
+      <w:r>
+        <w:drawing>
+          <wp:inline xmlns:a="http://schemas.openxmlformats.org/drawingml/2006/main" xmlns:pic="http://schemas.openxmlformats.org/drawingml/2006/picture">
+            <wp:extent cx="5486400" cy="2834640"/>
+            <wp:docPr id="6" name="Picture 6" descr="A Boolean condition represents a yes-or-no result. And requires both conditions; checking only one boundary would accept values outside the intended interval. Limit: This condition checks a declared numeric interval, not identity or authorisation; unexpected input types need separate handling."/>
+            <wp:cNvGraphicFramePr>
+              <a:graphicFrameLocks noChangeAspect="1"/>
+            </wp:cNvGraphicFramePr>
+            <a:graphic>
+              <a:graphicData uri="http://schemas.openxmlformats.org/drawingml/2006/picture">
+                <pic:pic>
+                  <pic:nvPicPr>
+                    <pic:cNvPr id="0" name="academy-story-python-bridge-4-05.png"/>
+                    <pic:cNvPicPr/>
+                  </pic:nvPicPr>
+                  <pic:blipFill>
+                    <a:blip r:embed="rId14"/>
+                    <a:stretch>
+                      <a:fillRect/>
+                    </a:stretch>
+                  </pic:blipFill>
+                  <pic:spPr>
+                    <a:xfrm>
+                      <a:off x="0" y="0"/>
+                      <a:ext cx="5486400" cy="2834640"/>
+                    </a:xfrm>
+                    <a:prstGeom prst="rect"/>
+                  </pic:spPr>
+                </pic:pic>
+              </a:graphicData>
+            </a:graphic>
+          </wp:inline>
+        </w:drawing>
+      </w:r>
+    </w:p>
+    <w:p>
+      <w:pPr>
+        <w:spacing w:line="336" w:lineRule="auto" w:after="180"/>
+      </w:pPr>
+      <w:r>
+        <w:rPr>
+          <w:b w:val="0"/>
+        </w:rPr>
+        <w:t xml:space="preserve">A </w:t>
+      </w:r>
+      <w:r>
+        <w:rPr>
+          <w:b/>
+        </w:rPr>
+        <w:t>Boolean</w:t>
+      </w:r>
+      <w:r>
+        <w:rPr>
+          <w:b w:val="0"/>
+        </w:rPr>
+        <w:t xml:space="preserve"> condition represents a yes-or-no result. And requires both conditions; checking only one boundary would accept values outside the intended interval.</w:t>
+      </w:r>
+    </w:p>
+    <w:p>
+      <w:pPr>
+        <w:spacing w:line="336" w:lineRule="auto" w:after="180"/>
+      </w:pPr>
+      <w:r>
+        <w:rPr>
+          <w:b w:val="0"/>
+        </w:rPr>
+        <w:t xml:space="preserve">Limit: This condition checks a declared numeric interval, not identity or authorisation; unexpected </w:t>
+      </w:r>
+      <w:r>
+        <w:rPr>
+          <w:b/>
+        </w:rPr>
+        <w:t>input</w:t>
+      </w:r>
+      <w:r>
+        <w:rPr>
+          <w:b w:val="0"/>
+        </w:rPr>
+        <w:t xml:space="preserve"> types need separate handling.</w:t>
+      </w:r>
+    </w:p>
+    <w:p>
+      <w:pPr>
+        <w:spacing w:line="336" w:lineRule="auto" w:after="180"/>
+        <w:shd w:fill="F5F1FB"/>
+      </w:pPr>
+      <w:r>
+        <w:rPr>
+          <w:b w:val="0"/>
+        </w:rPr>
+        <w:t>Explain the case, then point to a limit on the claim.</w:t>
+      </w:r>
+    </w:p>
+    <w:p>
+      <w:pPr>
+        <w:pStyle w:val="Heading3"/>
+      </w:pPr>
+      <w:r>
+        <w:t>My picture explanation, deciding evidence and one limit</w:t>
+      </w:r>
+    </w:p>
+    <w:p>
+      <w:r>
+        <w:t>________________________________________________________________</w:t>
+      </w:r>
+    </w:p>
+    <w:p>
+      <w:r>
+        <w:t>________________________________________________________________</w:t>
+      </w:r>
+    </w:p>
+    <w:p>
+      <w:r>
+        <w:t>________________________________________________________________</w:t>
+      </w:r>
+    </w:p>
+    <w:p>
+      <w:r>
+        <w:t>________________________________________________________________</w:t>
+      </w:r>
+    </w:p>
+    <w:p>
+      <w:pPr>
+        <w:pStyle w:val="Heading3"/>
+      </w:pPr>
+      <w:r>
+        <w:t>06. Make the idea visible in your project</w:t>
+      </w:r>
+    </w:p>
+    <w:p>
+      <w:r>
+        <w:drawing>
+          <wp:inline xmlns:a="http://schemas.openxmlformats.org/drawingml/2006/main" xmlns:pic="http://schemas.openxmlformats.org/drawingml/2006/picture">
+            <wp:extent cx="5486400" cy="3681984"/>
+            <wp:docPr id="7" name="Picture 7" descr="For Python readiness before the Responsible Plant Classifier, retain a trace of the values, the predicted outputs and the changed-case explanation. Use actual Python 3 results to check the prediction after reasoning first. Draw your input, deciding step, result and limit. Supported question: Give both comparison results for ages 11, 15 and 16. Which comparison rejects each outside value, and why does and matter?"/>
+            <wp:cNvGraphicFramePr>
+              <a:graphicFrameLocks noChangeAspect="1"/>
+            </wp:cNvGraphicFramePr>
+            <a:graphic>
+              <a:graphicData uri="http://schemas.openxmlformats.org/drawingml/2006/picture">
+                <pic:pic>
+                  <pic:nvPicPr>
+                    <pic:cNvPr id="0" name="academy-story-python-bridge-4-06.png"/>
+                    <pic:cNvPicPr/>
+                  </pic:nvPicPr>
+                  <pic:blipFill>
+                    <a:blip r:embed="rId15"/>
+                    <a:stretch>
+                      <a:fillRect/>
+                    </a:stretch>
+                  </pic:blipFill>
+                  <pic:spPr>
+                    <a:xfrm>
+                      <a:off x="0" y="0"/>
+                      <a:ext cx="5486400" cy="3681984"/>
+                    </a:xfrm>
+                    <a:prstGeom prst="rect"/>
+                  </pic:spPr>
+                </pic:pic>
+              </a:graphicData>
+            </a:graphic>
+          </wp:inline>
+        </w:drawing>
+      </w:r>
+    </w:p>
+    <w:p>
+      <w:pPr>
+        <w:spacing w:line="336" w:lineRule="auto" w:after="180"/>
+      </w:pPr>
+      <w:r>
+        <w:rPr>
+          <w:b w:val="0"/>
+        </w:rPr>
+        <w:t xml:space="preserve">For Python readiness before the Responsible Plant Classifier, retain a trace of the values, the predicted </w:t>
+      </w:r>
+      <w:r>
+        <w:rPr>
+          <w:b/>
+        </w:rPr>
+        <w:t>output</w:t>
+      </w:r>
+      <w:r>
+        <w:rPr>
+          <w:b w:val="0"/>
+        </w:rPr>
+        <w:t xml:space="preserve">s and the changed-case explanation. Use actual Python 3 results to check the </w:t>
+      </w:r>
+      <w:r>
+        <w:rPr>
+          <w:b/>
+        </w:rPr>
+        <w:t>prediction</w:t>
+      </w:r>
+      <w:r>
+        <w:rPr>
+          <w:b w:val="0"/>
+        </w:rPr>
+        <w:t xml:space="preserve"> after reasoning first.</w:t>
+      </w:r>
+    </w:p>
+    <w:p>
+      <w:pPr>
+        <w:spacing w:line="336" w:lineRule="auto" w:after="180"/>
+      </w:pPr>
+      <w:r>
+        <w:rPr>
+          <w:b w:val="0"/>
+        </w:rPr>
+        <w:t xml:space="preserve">Draw your </w:t>
+      </w:r>
+      <w:r>
+        <w:rPr>
+          <w:b/>
+        </w:rPr>
+        <w:t>input</w:t>
+      </w:r>
+      <w:r>
+        <w:rPr>
+          <w:b w:val="0"/>
+        </w:rPr>
+        <w:t xml:space="preserve">, deciding step, result and limit. Supported question: Give both </w:t>
+      </w:r>
+      <w:r>
+        <w:rPr>
+          <w:b/>
+        </w:rPr>
+        <w:t>comparison</w:t>
+      </w:r>
+      <w:r>
+        <w:rPr>
+          <w:b w:val="0"/>
+        </w:rPr>
+        <w:t xml:space="preserve"> results for ages 11, 15 and 16. Which </w:t>
+      </w:r>
+      <w:r>
+        <w:rPr>
+          <w:b/>
+        </w:rPr>
+        <w:t>comparison</w:t>
+      </w:r>
+      <w:r>
+        <w:rPr>
+          <w:b w:val="0"/>
+        </w:rPr>
+        <w:t xml:space="preserve"> rejects each outside value, and why does and matter?</w:t>
+      </w:r>
+    </w:p>
+    <w:p>
+      <w:pPr>
+        <w:spacing w:line="336" w:lineRule="auto" w:after="180"/>
+        <w:shd w:fill="F5F1FB"/>
+      </w:pPr>
+      <w:r>
+        <w:rPr>
+          <w:b w:val="0"/>
+        </w:rPr>
+        <w:t xml:space="preserve">Draw your project trace and justify the deciding step using </w:t>
+      </w:r>
+      <w:r>
+        <w:rPr>
+          <w:b/>
+        </w:rPr>
+        <w:t>evidence</w:t>
+      </w:r>
+      <w:r>
+        <w:rPr>
+          <w:b w:val="0"/>
+        </w:rPr>
+        <w:t>.</w:t>
+      </w:r>
+    </w:p>
+    <w:p>
+      <w:pPr>
+        <w:pStyle w:val="Heading3"/>
+      </w:pPr>
+      <w:r>
+        <w:t>My picture explanation, deciding evidence and one limit</w:t>
       </w:r>
     </w:p>
     <w:p>

--- a/downloads/workbook/bridge-week-04.docx
+++ b/downloads/workbook/bridge-week-04.docx
@@ -25,22 +25,45 @@
         <w:pStyle w:val="Heading1"/>
       </w:pPr>
       <w:r>
-        <w:t>01. Recall and choose your starting point</w:t>
-      </w:r>
-    </w:p>
-    <w:p>
-      <w:r>
-        <w:t>Record your starting explanation for Boolean conditions before opening notes. Show any later correction separately.</w:t>
-      </w:r>
-    </w:p>
-    <w:p>
-      <w:pPr>
-        <w:spacing w:line="336" w:lineRule="auto" w:after="180"/>
-      </w:pPr>
-      <w:r>
-        <w:rPr>
-          <w:b w:val="0"/>
-        </w:rPr>
+        <w:t>One connected Boolean-condition record.</w:t>
+      </w:r>
+    </w:p>
+    <w:p>
+      <w:r>
+        <w:t>Explain comparisons, trace sub-results, find an incorrect connector and state a validation limit.</w:t>
+      </w:r>
+    </w:p>
+    <w:p>
+      <w:r>
+        <w:t>Keep written rule, supplied input types, individual booleans, final condition and observed evidence together.</w:t>
+      </w:r>
+    </w:p>
+    <w:p>
+      <w:pPr>
+        <w:pStyle w:val="Heading1"/>
+      </w:pPr>
+      <w:r>
+        <w:t>01. Recall · Retrieve before notes</w:t>
+      </w:r>
+    </w:p>
+    <w:p>
+      <w:r>
+        <w:t>Keep the stated task, its own code/values and support record together.</w:t>
+      </w:r>
+    </w:p>
+    <w:p>
+      <w:pPr>
+        <w:pStyle w:val="Heading2"/>
+      </w:pPr>
+      <w:r>
+        <w:t>Task and evidence record</w:t>
+      </w:r>
+    </w:p>
+    <w:p>
+      <w:pPr>
+        <w:pStyle w:val="ListBullet"/>
+      </w:pPr>
+      <w:r>
         <w:t>Try the recall before opening notes. Then use a different colour or a labelled second line to correct your explanation.</w:t>
       </w:r>
     </w:p>
@@ -54,12 +77,9 @@
     </w:p>
     <w:p>
       <w:pPr>
-        <w:spacing w:line="336" w:lineRule="auto" w:after="180"/>
-      </w:pPr>
-      <w:r>
-        <w:rPr>
-          <w:b w:val="0"/>
-        </w:rPr>
+        <w:pStyle w:val="ListBullet"/>
+      </w:pPr>
+      <w:r>
         <w:t>Without opening the old lesson, explain one key idea from Expressions and operator order. Give an example and a mistake that the idea helps you avoid.</w:t>
       </w:r>
     </w:p>
@@ -96,12 +116,9 @@
     </w:p>
     <w:p>
       <w:pPr>
-        <w:spacing w:line="336" w:lineRule="auto" w:after="180"/>
-      </w:pPr>
-      <w:r>
-        <w:rPr>
-          <w:b w:val="0"/>
-        </w:rPr>
+        <w:pStyle w:val="ListBullet"/>
+      </w:pPr>
+      <w:r>
         <w:t>Without opening the old lesson, explain one key idea from From a paper algorithm to Python. Give an example and a mistake that the idea helps you avoid.</w:t>
       </w:r>
     </w:p>
@@ -133,135 +150,44 @@
         <w:pStyle w:val="Heading1"/>
       </w:pPr>
       <w:r>
-        <w:t>02. Practise with fading help</w:t>
-      </w:r>
-    </w:p>
-    <w:p>
-      <w:r>
-        <w:t>Complete the supported Boolean conditions trace and record the first step you can explain without help.</w:t>
-      </w:r>
-    </w:p>
-    <w:p>
-      <w:pPr>
-        <w:spacing w:line="336" w:lineRule="auto" w:after="180"/>
-      </w:pPr>
-      <w:r>
-        <w:rPr>
-          <w:b w:val="0"/>
-        </w:rPr>
-        <w:t xml:space="preserve">Use W2: Trace separate checks for </w:t>
-      </w:r>
-      <w:r>
-        <w:rPr>
-          <w:b/>
-        </w:rPr>
-        <w:t>Boolean</w:t>
-      </w:r>
-      <w:r>
-        <w:rPr>
-          <w:b w:val="0"/>
-        </w:rPr>
-        <w:t xml:space="preserve"> conditions. Record the answer once; the lesson and workbook refer to the same attempt.</w:t>
-      </w:r>
-    </w:p>
-    <w:tbl>
-      <w:tblPr>
-        <w:tblStyle w:val="LightShading-Accent1"/>
-        <w:tblW w:type="auto" w:w="0"/>
-        <w:tblLook w:firstColumn="1" w:firstRow="1" w:lastColumn="0" w:lastRow="0" w:noHBand="0" w:noVBand="1" w:val="04A0"/>
-      </w:tblPr>
-      <w:tblGrid>
-        <w:gridCol w:w="2556"/>
-        <w:gridCol w:w="2556"/>
-        <w:gridCol w:w="2556"/>
-        <w:gridCol w:w="2556"/>
-      </w:tblGrid>
-      <w:tr>
-        <w:trPr>
-          <w:tblHeader/>
-        </w:trPr>
-        <w:tc>
-          <w:tcPr>
-            <w:tcW w:type="dxa" w:w="2556"/>
-          </w:tcPr>
-          <w:p>
-            <w:r>
-              <w:t>Given inputs</w:t>
-            </w:r>
-          </w:p>
-        </w:tc>
-        <w:tc>
-          <w:tcPr>
-            <w:tcW w:type="dxa" w:w="2556"/>
-          </w:tcPr>
-          <w:p>
-            <w:r>
-              <w:t>Procedure I chose</w:t>
-            </w:r>
-          </w:p>
-        </w:tc>
-        <w:tc>
-          <w:tcPr>
-            <w:tcW w:type="dxa" w:w="2556"/>
-          </w:tcPr>
-          <w:p>
-            <w:r>
-              <w:t>Middle steps</w:t>
-            </w:r>
-          </w:p>
-        </w:tc>
-        <w:tc>
-          <w:tcPr>
-            <w:tcW w:type="dxa" w:w="2556"/>
-          </w:tcPr>
-          <w:p>
-            <w:r>
-              <w:t>Result and check</w:t>
-            </w:r>
-          </w:p>
-        </w:tc>
-      </w:tr>
-      <w:tr>
-        <w:tc>
-          <w:tcPr>
-            <w:tcW w:type="dxa" w:w="2556"/>
-          </w:tcPr>
-          <w:p>
-            <w:r/>
-          </w:p>
-        </w:tc>
-        <w:tc>
-          <w:tcPr>
-            <w:tcW w:type="dxa" w:w="2556"/>
-          </w:tcPr>
-          <w:p>
-            <w:r/>
-          </w:p>
-        </w:tc>
-        <w:tc>
-          <w:tcPr>
-            <w:tcW w:type="dxa" w:w="2556"/>
-          </w:tcPr>
-          <w:p>
-            <w:r/>
-          </w:p>
-        </w:tc>
-        <w:tc>
-          <w:tcPr>
-            <w:tcW w:type="dxa" w:w="2556"/>
-          </w:tcPr>
-          <w:p>
-            <w:r/>
-          </w:p>
-        </w:tc>
-      </w:tr>
-    </w:tbl>
+        <w:t>05. W1 · Explain the procedure</w:t>
+      </w:r>
+    </w:p>
+    <w:p>
+      <w:r>
+        <w:t>Keep the stated task, its own code/values and support record together.</w:t>
+      </w:r>
+    </w:p>
+    <w:p>
+      <w:pPr>
+        <w:pStyle w:val="Heading2"/>
+      </w:pPr>
+      <w:r>
+        <w:t>Task and evidence record</w:t>
+      </w:r>
+    </w:p>
+    <w:p>
+      <w:pPr>
+        <w:pStyle w:val="ListBullet"/>
+      </w:pPr>
+      <w:r>
+        <w:t>Activity contract: nonnegative integer minutes and Boolean quiet; suitable=(minutes&lt;=12) and quiet. W2 (11,True)→time True/suitable True; (12,False)→True/False; (13,True)→False/False. Exact 12 is included. Separate age interval 12..15 uses both inclusive checks; age 11 fails lower, 16 fails upper. OR is inclusive for Boolean inputs, and every equality alternative must be written. None of these expressions validates arbitrary input or real-world permission.</w:t>
+      </w:r>
+    </w:p>
+    <w:p>
+      <w:pPr>
+        <w:pStyle w:val="ListBullet"/>
+      </w:pPr>
+      <w:r>
+        <w:t>Write a condition for an activity taking at most 12 minutes and being quiet. Explain why exactly 12 minutes is included.</w:t>
+      </w:r>
+    </w:p>
     <w:p>
       <w:pPr>
         <w:pStyle w:val="Heading3"/>
       </w:pPr>
       <w:r>
-        <w:t>The step I completed without help, and the hint I needed</w:t>
+        <w:t>My reasoning and evidence</w:t>
       </w:r>
     </w:p>
     <w:p>
@@ -280,39 +206,55 @@
       </w:r>
     </w:p>
     <w:p>
+      <w:r>
+        <w:t>________________________________________________________________</w:t>
+      </w:r>
+    </w:p>
+    <w:p>
+      <w:r>
+        <w:t>________________________________________________________________</w:t>
+      </w:r>
+    </w:p>
+    <w:p>
+      <w:r>
+        <w:t>________________________________________________________________</w:t>
+      </w:r>
+    </w:p>
+    <w:p>
       <w:pPr>
         <w:pStyle w:val="Heading1"/>
       </w:pPr>
       <w:r>
-        <w:t>03. Individual reasoning check</w:t>
-      </w:r>
-    </w:p>
-    <w:p>
-      <w:r>
-        <w:t>Check the proposed Boolean conditions explanation against the supplied facts before discussing it.</w:t>
-      </w:r>
-    </w:p>
-    <w:p>
-      <w:pPr>
-        <w:spacing w:line="336" w:lineRule="auto" w:after="180"/>
-      </w:pPr>
-      <w:r>
-        <w:rPr>
-          <w:b w:val="0"/>
-        </w:rPr>
-        <w:t xml:space="preserve">Use the worked case for </w:t>
-      </w:r>
-      <w:r>
-        <w:rPr>
-          <w:b/>
-        </w:rPr>
-        <w:t>Boolean</w:t>
-      </w:r>
-      <w:r>
-        <w:rPr>
-          <w:b w:val="0"/>
-        </w:rPr>
-        <w:t xml:space="preserve"> conditions. Proposed explanation: “At most excludes the boundary”. Decide whether this explanation is supported. Point to the step or supplied fact that decides; explain your repair if needed.</w:t>
+        <w:t>06. W2 · Predict, trace and observe</w:t>
+      </w:r>
+    </w:p>
+    <w:p>
+      <w:r>
+        <w:t>Keep the stated task, its own code/values and support record together.</w:t>
+      </w:r>
+    </w:p>
+    <w:p>
+      <w:pPr>
+        <w:pStyle w:val="Heading2"/>
+      </w:pPr>
+      <w:r>
+        <w:t>Task and evidence record</w:t>
+      </w:r>
+    </w:p>
+    <w:p>
+      <w:pPr>
+        <w:pStyle w:val="ListBullet"/>
+      </w:pPr>
+      <w:r>
+        <w:t>Activity contract: nonnegative integer minutes and Boolean quiet; suitable=(minutes&lt;=12) and quiet. W2 (11,True)→time True/suitable True; (12,False)→True/False; (13,True)→False/False. Exact 12 is included. Separate age interval 12..15 uses both inclusive checks; age 11 fails lower, 16 fails upper. OR is inclusive for Boolean inputs, and every equality alternative must be written. None of these expressions validates arbitrary input or real-world permission.</w:t>
+      </w:r>
+    </w:p>
+    <w:p>
+      <w:pPr>
+        <w:pStyle w:val="ListBullet"/>
+      </w:pPr>
+      <w:r>
+        <w:t>For (minutes, quiet) cases (11, True), (12, False), and (13, True), write the time comparison and final suitability values before running the program.</w:t>
       </w:r>
     </w:p>
     <w:p>
@@ -320,7 +262,7 @@
         <w:pStyle w:val="Heading3"/>
       </w:pPr>
       <w:r>
-        <w:t>My explanation before partner discussion</w:t>
+        <w:t>My reasoning and evidence</w:t>
       </w:r>
     </w:p>
     <w:p>
@@ -344,16 +286,50 @@
       </w:r>
     </w:p>
     <w:p>
+      <w:r>
+        <w:t>________________________________________________________________</w:t>
+      </w:r>
+    </w:p>
+    <w:p>
+      <w:r>
+        <w:t>________________________________________________________________</w:t>
+      </w:r>
+    </w:p>
+    <w:p>
       <w:pPr>
         <w:pStyle w:val="Heading1"/>
       </w:pPr>
       <w:r>
-        <w:t>04. Independent transfer case</w:t>
-      </w:r>
-    </w:p>
-    <w:p>
-      <w:r>
-        <w:t>Write one first attempt at the reserved independent case before feedback. Repeated copies of that case refer to the same recorded attempt.</w:t>
+        <w:t>07. W3 · Find the first error</w:t>
+      </w:r>
+    </w:p>
+    <w:p>
+      <w:r>
+        <w:t>Keep the stated task, its own code/values and support record together.</w:t>
+      </w:r>
+    </w:p>
+    <w:p>
+      <w:pPr>
+        <w:pStyle w:val="Heading2"/>
+      </w:pPr>
+      <w:r>
+        <w:t>Task and evidence record</w:t>
+      </w:r>
+    </w:p>
+    <w:p>
+      <w:pPr>
+        <w:pStyle w:val="ListBullet"/>
+      </w:pPr>
+      <w:r>
+        <w:t>Activity contract: nonnegative integer minutes and Boolean quiet; suitable=(minutes&lt;=12) and quiet. W2 (11,True)→time True/suitable True; (12,False)→True/False; (13,True)→False/False. Exact 12 is included. Separate age interval 12..15 uses both inclusive checks; age 11 fails lower, 16 fails upper. OR is inclusive for Boolean inputs, and every equality alternative must be written. None of these expressions validates arbitrary input or real-world permission.</w:t>
+      </w:r>
+    </w:p>
+    <w:p>
+      <w:pPr>
+        <w:pStyle w:val="ListBullet"/>
+      </w:pPr>
+      <w:r>
+        <w:t>Complete all four Boolean combinations for pencil or crayon. Explain the both-available case and the effect of not pencil.</w:t>
       </w:r>
     </w:p>
     <w:p>
@@ -361,31 +337,149 @@
         <w:pStyle w:val="Heading3"/>
       </w:pPr>
       <w:r>
+        <w:t>My reasoning and evidence</w:t>
+      </w:r>
+    </w:p>
+    <w:p>
+      <w:r>
+        <w:t>________________________________________________________________</w:t>
+      </w:r>
+    </w:p>
+    <w:p>
+      <w:r>
+        <w:t>________________________________________________________________</w:t>
+      </w:r>
+    </w:p>
+    <w:p>
+      <w:r>
+        <w:t>________________________________________________________________</w:t>
+      </w:r>
+    </w:p>
+    <w:p>
+      <w:r>
+        <w:t>________________________________________________________________</w:t>
+      </w:r>
+    </w:p>
+    <w:p>
+      <w:r>
+        <w:t>________________________________________________________________</w:t>
+      </w:r>
+    </w:p>
+    <w:p>
+      <w:r>
+        <w:t>________________________________________________________________</w:t>
+      </w:r>
+    </w:p>
+    <w:p>
+      <w:pPr>
+        <w:pStyle w:val="Heading1"/>
+      </w:pPr>
+      <w:r>
+        <w:t>09. W5 · State an honest limit</w:t>
+      </w:r>
+    </w:p>
+    <w:p>
+      <w:r>
+        <w:t>Keep the stated task, its own code/values and support record together.</w:t>
+      </w:r>
+    </w:p>
+    <w:p>
+      <w:pPr>
+        <w:pStyle w:val="Heading2"/>
+      </w:pPr>
+      <w:r>
+        <w:t>Task and evidence record</w:t>
+      </w:r>
+    </w:p>
+    <w:p>
+      <w:pPr>
+        <w:pStyle w:val="ListBullet"/>
+      </w:pPr>
+      <w:r>
+        <w:t>Activity contract: nonnegative integer minutes and Boolean quiet; suitable=(minutes&lt;=12) and quiet. W2 (11,True)→time True/suitable True; (12,False)→True/False; (13,True)→False/False. Exact 12 is included. Separate age interval 12..15 uses both inclusive checks; age 11 fails lower, 16 fails upper. OR is inclusive for Boolean inputs, and every equality alternative must be written. None of these expressions validates arbitrary input or real-world permission.</w:t>
+      </w:r>
+    </w:p>
+    <w:p>
+      <w:pPr>
+        <w:pStyle w:val="ListBullet"/>
+      </w:pPr>
+      <w:r>
+        <w:t>Explain why a True suitability result does not prove that the supplied duration is accurate or that a child has permission to start the activity.</w:t>
+      </w:r>
+    </w:p>
+    <w:p>
+      <w:pPr>
+        <w:pStyle w:val="Heading3"/>
+      </w:pPr>
+      <w:r>
+        <w:t>My reasoning and evidence</w:t>
+      </w:r>
+    </w:p>
+    <w:p>
+      <w:r>
+        <w:t>________________________________________________________________</w:t>
+      </w:r>
+    </w:p>
+    <w:p>
+      <w:r>
+        <w:t>________________________________________________________________</w:t>
+      </w:r>
+    </w:p>
+    <w:p>
+      <w:r>
+        <w:t>________________________________________________________________</w:t>
+      </w:r>
+    </w:p>
+    <w:p>
+      <w:r>
+        <w:t>________________________________________________________________</w:t>
+      </w:r>
+    </w:p>
+    <w:p>
+      <w:r>
+        <w:t>________________________________________________________________</w:t>
+      </w:r>
+    </w:p>
+    <w:p>
+      <w:r>
+        <w:t>________________________________________________________________</w:t>
+      </w:r>
+    </w:p>
+    <w:p>
+      <w:pPr>
+        <w:pStyle w:val="Heading1"/>
+      </w:pPr>
+      <w:r>
+        <w:t>04. Try alone · Selected independent task</w:t>
+      </w:r>
+    </w:p>
+    <w:p>
+      <w:r>
+        <w:t>Keep the stated task, its own code/values and support record together.</w:t>
+      </w:r>
+    </w:p>
+    <w:p>
+      <w:pPr>
+        <w:pStyle w:val="Heading2"/>
+      </w:pPr>
+      <w:r>
+        <w:t>Task and evidence record</w:t>
+      </w:r>
+    </w:p>
+    <w:p>
+      <w:pPr>
+        <w:pStyle w:val="Heading3"/>
+      </w:pPr>
+      <w:r>
         <w:t>Independent case: Combine requirements without replacing AND</w:t>
       </w:r>
     </w:p>
     <w:p>
       <w:pPr>
-        <w:spacing w:line="336" w:lineRule="auto" w:after="180"/>
-        <w:shd w:fill="F5F1FB"/>
-      </w:pPr>
-      <w:r>
-        <w:rPr>
-          <w:b w:val="0"/>
-        </w:rPr>
-        <w:t xml:space="preserve">Predict all four </w:t>
-      </w:r>
-      <w:r>
-        <w:rPr>
-          <w:b/>
-        </w:rPr>
-        <w:t>boolean</w:t>
-      </w:r>
-      <w:r>
-        <w:rPr>
-          <w:b w:val="0"/>
-        </w:rPr>
-        <w:t>s. Eligibility requires science AND at most100 pages AND availability. Repeat with genre="history" and all other values unchanged. Which OR result could wrongly suggest the genre requirement passed?</w:t>
+        <w:pStyle w:val="ListBullet"/>
+      </w:pPr>
+      <w:r>
+        <w:t>Predict all four booleans. Eligibility requires science AND at most100 pages AND availability. Repeat with genre="history" and all other values unchanged. Which OR result could wrongly suggest the genre requirement passed?</w:t>
       </w:r>
     </w:p>
     <w:p>
@@ -455,12 +549,9 @@
     </w:p>
     <w:p>
       <w:pPr>
-        <w:spacing w:line="336" w:lineRule="auto" w:after="180"/>
-      </w:pPr>
-      <w:r>
-        <w:rPr>
-          <w:b w:val="0"/>
-        </w:rPr>
+        <w:pStyle w:val="ListBullet"/>
+      </w:pPr>
+      <w:r>
         <w:t>Attempt this case before feedback. Record any help. Earlier examples below are further practice; a case already practised with feedback cannot establish fresh transfer.</w:t>
       </w:r>
     </w:p>
@@ -469,47 +560,28 @@
         <w:pStyle w:val="Heading1"/>
       </w:pPr>
       <w:r>
-        <w:t>05. W1 Translate the requirement</w:t>
-      </w:r>
-    </w:p>
-    <w:p>
-      <w:r>
-        <w:t>Translate the requirement. Apply the supplied Boolean conditions facts and keep your reasoning.</w:t>
-      </w:r>
-    </w:p>
-    <w:p>
-      <w:pPr>
-        <w:spacing w:line="336" w:lineRule="auto" w:after="180"/>
-      </w:pPr>
-      <w:r>
-        <w:rPr>
-          <w:b w:val="0"/>
-        </w:rPr>
-        <w:t xml:space="preserve">Write a condition for an activity taking at most </w:t>
-      </w:r>
-      <w:r>
-        <w:rPr>
-          <w:b/>
-        </w:rPr>
-        <w:t>12 minutes</w:t>
-      </w:r>
-      <w:r>
-        <w:rPr>
-          <w:b w:val="0"/>
-        </w:rPr>
-        <w:t xml:space="preserve"> and being quiet. Explain why exactly </w:t>
-      </w:r>
-      <w:r>
-        <w:rPr>
-          <w:b/>
-        </w:rPr>
-        <w:t>12 minutes</w:t>
-      </w:r>
-      <w:r>
-        <w:rPr>
-          <w:b w:val="0"/>
-        </w:rPr>
-        <w:t xml:space="preserve"> is included.</w:t>
+        <w:t>10. Project · Keep code and evidence</w:t>
+      </w:r>
+    </w:p>
+    <w:p>
+      <w:r>
+        <w:t>Keep the stated task, its own code/values and support record together.</w:t>
+      </w:r>
+    </w:p>
+    <w:p>
+      <w:pPr>
+        <w:pStyle w:val="Heading2"/>
+      </w:pPr>
+      <w:r>
+        <w:t>Task and evidence record</w:t>
+      </w:r>
+    </w:p>
+    <w:p>
+      <w:pPr>
+        <w:pStyle w:val="ListBullet"/>
+      </w:pPr>
+      <w:r>
+        <w:t>Add a labelled boolean conditions evidence sheet to Python readiness portfolio. Show how you can translate stated requirements into comparisons. Use the supplied fictional case and keep its inputs, intermediate steps, calculation or prediction, and limitation. Connect this record to last week’s record; a matching answer without a trace is insufficient.</w:t>
       </w:r>
     </w:p>
     <w:p>
@@ -517,7 +589,7 @@
         <w:pStyle w:val="Heading3"/>
       </w:pPr>
       <w:r>
-        <w:t>My reasoning and evidence</w:t>
+        <w:t>My project change, supporting evidence and remaining limit</w:t>
       </w:r>
     </w:p>
     <w:p>
@@ -555,433 +627,20 @@
         <w:pStyle w:val="Heading1"/>
       </w:pPr>
       <w:r>
-        <w:t>06. W2 Trace separate checks</w:t>
-      </w:r>
-    </w:p>
-    <w:p>
-      <w:r>
-        <w:t>Trace separate checks. Apply the supplied Boolean conditions facts and keep your reasoning.</w:t>
-      </w:r>
-    </w:p>
-    <w:p>
-      <w:pPr>
-        <w:spacing w:line="336" w:lineRule="auto" w:after="180"/>
-      </w:pPr>
-      <w:r>
-        <w:rPr>
-          <w:b w:val="0"/>
-        </w:rPr>
-        <w:t xml:space="preserve">For (minutes, quiet) cases (11, True), (12, False), and (13, True), write the time </w:t>
-      </w:r>
-      <w:r>
-        <w:rPr>
-          <w:b/>
-        </w:rPr>
-        <w:t>comparison</w:t>
-      </w:r>
-      <w:r>
-        <w:rPr>
-          <w:b w:val="0"/>
-        </w:rPr>
-        <w:t xml:space="preserve"> and final suitability values before running the program.</w:t>
-      </w:r>
-    </w:p>
-    <w:p>
-      <w:pPr>
-        <w:pStyle w:val="Heading3"/>
-      </w:pPr>
-      <w:r>
-        <w:t>My reasoning and evidence</w:t>
-      </w:r>
-    </w:p>
-    <w:p>
-      <w:r>
-        <w:t>________________________________________________________________</w:t>
-      </w:r>
-    </w:p>
-    <w:p>
-      <w:r>
-        <w:t>________________________________________________________________</w:t>
-      </w:r>
-    </w:p>
-    <w:p>
-      <w:r>
-        <w:t>________________________________________________________________</w:t>
-      </w:r>
-    </w:p>
-    <w:p>
-      <w:r>
-        <w:t>________________________________________________________________</w:t>
-      </w:r>
-    </w:p>
-    <w:p>
-      <w:r>
-        <w:t>________________________________________________________________</w:t>
-      </w:r>
-    </w:p>
-    <w:p>
-      <w:r>
-        <w:t>________________________________________________________________</w:t>
-      </w:r>
-    </w:p>
-    <w:p>
-      <w:pPr>
-        <w:pStyle w:val="Heading1"/>
-      </w:pPr>
-      <w:r>
-        <w:t>07. W3 Distinguish alternatives</w:t>
-      </w:r>
-    </w:p>
-    <w:p>
-      <w:r>
-        <w:t>Distinguish alternatives. Apply the supplied Boolean conditions facts and keep your reasoning.</w:t>
-      </w:r>
-    </w:p>
-    <w:p>
-      <w:pPr>
-        <w:spacing w:line="336" w:lineRule="auto" w:after="180"/>
-      </w:pPr>
-      <w:r>
-        <w:rPr>
-          <w:b w:val="0"/>
-        </w:rPr>
-        <w:t xml:space="preserve">Complete all four </w:t>
-      </w:r>
-      <w:r>
-        <w:rPr>
-          <w:b/>
-        </w:rPr>
-        <w:t>Boolean</w:t>
-      </w:r>
-      <w:r>
-        <w:rPr>
-          <w:b w:val="0"/>
-        </w:rPr>
-        <w:t xml:space="preserve"> combinations for pencil or crayon. Explain the both-available case and the effect of not pencil.</w:t>
-      </w:r>
-    </w:p>
-    <w:p>
-      <w:pPr>
-        <w:pStyle w:val="Heading3"/>
-      </w:pPr>
-      <w:r>
-        <w:t>My reasoning and evidence</w:t>
-      </w:r>
-    </w:p>
-    <w:p>
-      <w:r>
-        <w:t>________________________________________________________________</w:t>
-      </w:r>
-    </w:p>
-    <w:p>
-      <w:r>
-        <w:t>________________________________________________________________</w:t>
-      </w:r>
-    </w:p>
-    <w:p>
-      <w:r>
-        <w:t>________________________________________________________________</w:t>
-      </w:r>
-    </w:p>
-    <w:p>
-      <w:r>
-        <w:t>________________________________________________________________</w:t>
-      </w:r>
-    </w:p>
-    <w:p>
-      <w:r>
-        <w:t>________________________________________________________________</w:t>
-      </w:r>
-    </w:p>
-    <w:p>
-      <w:r>
-        <w:t>________________________________________________________________</w:t>
-      </w:r>
-    </w:p>
-    <w:p>
-      <w:pPr>
-        <w:pStyle w:val="Heading1"/>
-      </w:pPr>
-      <w:r>
-        <w:t>08. W4 Write a new rule independently</w:t>
-      </w:r>
-    </w:p>
-    <w:p>
-      <w:r>
-        <w:t>Attempt before feedback. If this repeats the selected independent case, reuse that first attempt; otherwise keep a separate record. Write a new rule independently. Apply the supplied Boolean conditions facts and keep your reasoning.</w:t>
-      </w:r>
-    </w:p>
-    <w:p>
-      <w:pPr>
-        <w:spacing w:line="336" w:lineRule="auto" w:after="180"/>
-      </w:pPr>
-      <w:r>
-        <w:rPr>
-          <w:b w:val="0"/>
-        </w:rPr>
-        <w:t>A fictional puzzle qualifies when its duration is at least 5 and at most 9 minutes and its available flag is True. Write the condition. Predict results for (5, True), (9, True), (10, True), and (7, False).</w:t>
-      </w:r>
-    </w:p>
-    <w:p>
-      <w:pPr>
-        <w:spacing w:line="336" w:lineRule="auto" w:after="180"/>
-      </w:pPr>
-      <w:r>
-        <w:rPr>
-          <w:b w:val="0"/>
-        </w:rPr>
-        <w:t>Choose a case that detects replacing and with or between the range check and available.</w:t>
-      </w:r>
-    </w:p>
-    <w:p>
-      <w:pPr>
-        <w:pStyle w:val="Heading3"/>
-      </w:pPr>
-      <w:r>
-        <w:t>My reasoning and evidence</w:t>
-      </w:r>
-    </w:p>
-    <w:p>
-      <w:r>
-        <w:t>________________________________________________________________</w:t>
-      </w:r>
-    </w:p>
-    <w:p>
-      <w:r>
-        <w:t>________________________________________________________________</w:t>
-      </w:r>
-    </w:p>
-    <w:p>
-      <w:r>
-        <w:t>________________________________________________________________</w:t>
-      </w:r>
-    </w:p>
-    <w:p>
-      <w:r>
-        <w:t>________________________________________________________________</w:t>
-      </w:r>
-    </w:p>
-    <w:p>
-      <w:r>
-        <w:t>________________________________________________________________</w:t>
-      </w:r>
-    </w:p>
-    <w:p>
-      <w:r>
-        <w:t>________________________________________________________________</w:t>
-      </w:r>
-    </w:p>
-    <w:p>
-      <w:r>
-        <w:t>________________________________________________________________</w:t>
-      </w:r>
-    </w:p>
-    <w:p>
-      <w:pPr>
-        <w:pStyle w:val="Heading1"/>
-      </w:pPr>
-      <w:r>
-        <w:t>09. W5 Separate a check from a guarantee</w:t>
-      </w:r>
-    </w:p>
-    <w:p>
-      <w:r>
-        <w:t>Separate a check from a guarantee. Apply the supplied Boolean conditions facts and keep your reasoning.</w:t>
-      </w:r>
-    </w:p>
-    <w:p>
-      <w:pPr>
-        <w:spacing w:line="336" w:lineRule="auto" w:after="180"/>
-      </w:pPr>
-      <w:r>
-        <w:rPr>
-          <w:b w:val="0"/>
-        </w:rPr>
-        <w:t>Explain why a True suitability result does not prove that the supplied duration is accurate or that a child has permission to start the activity.</w:t>
-      </w:r>
-    </w:p>
-    <w:p>
-      <w:pPr>
-        <w:pStyle w:val="Heading3"/>
-      </w:pPr>
-      <w:r>
-        <w:t>My reasoning and evidence</w:t>
-      </w:r>
-    </w:p>
-    <w:p>
-      <w:r>
-        <w:t>________________________________________________________________</w:t>
-      </w:r>
-    </w:p>
-    <w:p>
-      <w:r>
-        <w:t>________________________________________________________________</w:t>
-      </w:r>
-    </w:p>
-    <w:p>
-      <w:r>
-        <w:t>________________________________________________________________</w:t>
-      </w:r>
-    </w:p>
-    <w:p>
-      <w:r>
-        <w:t>________________________________________________________________</w:t>
-      </w:r>
-    </w:p>
-    <w:p>
-      <w:r>
-        <w:t>________________________________________________________________</w:t>
-      </w:r>
-    </w:p>
-    <w:p>
-      <w:r>
-        <w:t>________________________________________________________________</w:t>
-      </w:r>
-    </w:p>
-    <w:p>
-      <w:pPr>
-        <w:pStyle w:val="Heading1"/>
-      </w:pPr>
-      <w:r>
-        <w:t>10. Project checkpoint and reflection</w:t>
-      </w:r>
-    </w:p>
-    <w:p>
-      <w:r>
-        <w:t>Connect Boolean conditions to Python readiness portfolio, identify a limit and choose the next useful test.</w:t>
-      </w:r>
-    </w:p>
-    <w:p>
-      <w:pPr>
-        <w:spacing w:line="336" w:lineRule="auto" w:after="180"/>
-      </w:pPr>
-      <w:r>
-        <w:rPr>
-          <w:b w:val="0"/>
-        </w:rPr>
-        <w:t xml:space="preserve">Add a labelled </w:t>
-      </w:r>
-      <w:r>
-        <w:rPr>
-          <w:b/>
-        </w:rPr>
-        <w:t>boolean</w:t>
-      </w:r>
-      <w:r>
-        <w:rPr>
-          <w:b w:val="0"/>
-        </w:rPr>
-        <w:t xml:space="preserve"> conditions </w:t>
-      </w:r>
-      <w:r>
-        <w:rPr>
-          <w:b/>
-        </w:rPr>
-        <w:t>evidence</w:t>
-      </w:r>
-      <w:r>
-        <w:rPr>
-          <w:b w:val="0"/>
-        </w:rPr>
-        <w:t xml:space="preserve"> sheet to Python readiness portfolio. Show how you can translate stated requirements into </w:t>
-      </w:r>
-      <w:r>
-        <w:rPr>
-          <w:b/>
-        </w:rPr>
-        <w:t>comparison</w:t>
-      </w:r>
-      <w:r>
-        <w:rPr>
-          <w:b w:val="0"/>
-        </w:rPr>
-        <w:t>s.</w:t>
-      </w:r>
-    </w:p>
-    <w:p>
-      <w:pPr>
-        <w:spacing w:line="336" w:lineRule="auto" w:after="180"/>
-      </w:pPr>
-      <w:r>
-        <w:rPr>
-          <w:b w:val="0"/>
-        </w:rPr>
-        <w:t xml:space="preserve">Use the supplied fictional case and keep its </w:t>
-      </w:r>
-      <w:r>
-        <w:rPr>
-          <w:b/>
-        </w:rPr>
-        <w:t>input</w:t>
-      </w:r>
-      <w:r>
-        <w:rPr>
-          <w:b w:val="0"/>
-        </w:rPr>
-        <w:t xml:space="preserve">s, intermediate steps, calculation or </w:t>
-      </w:r>
-      <w:r>
-        <w:rPr>
-          <w:b/>
-        </w:rPr>
-        <w:t>prediction</w:t>
-      </w:r>
-      <w:r>
-        <w:rPr>
-          <w:b w:val="0"/>
-        </w:rPr>
-        <w:t>, and limitation. Connect this record to last week’s record; a matching answer without a trace is insufficient.</w:t>
-      </w:r>
-    </w:p>
-    <w:p>
-      <w:pPr>
-        <w:pStyle w:val="Heading3"/>
-      </w:pPr>
-      <w:r>
-        <w:t>My project change, supporting evidence and remaining limit</w:t>
-      </w:r>
-    </w:p>
-    <w:p>
-      <w:r>
-        <w:t>________________________________________________________________</w:t>
-      </w:r>
-    </w:p>
-    <w:p>
-      <w:r>
-        <w:t>________________________________________________________________</w:t>
-      </w:r>
-    </w:p>
-    <w:p>
-      <w:r>
-        <w:t>________________________________________________________________</w:t>
-      </w:r>
-    </w:p>
-    <w:p>
-      <w:r>
-        <w:t>________________________________________________________________</w:t>
-      </w:r>
-    </w:p>
-    <w:p>
-      <w:r>
-        <w:t>________________________________________________________________</w:t>
-      </w:r>
-    </w:p>
-    <w:p>
-      <w:r>
-        <w:t>________________________________________________________________</w:t>
-      </w:r>
-    </w:p>
-    <w:p>
-      <w:pPr>
-        <w:pStyle w:val="Heading1"/>
-      </w:pPr>
-      <w:r>
-        <w:t>11. Feedback, return check and learning record</w:t>
-      </w:r>
-    </w:p>
-    <w:p>
-      <w:r>
-        <w:t>Record the first repaired step and a different case to revisit after a delay.</w:t>
+        <w:t>11. Feedback · Repair and return</w:t>
+      </w:r>
+    </w:p>
+    <w:p>
+      <w:r>
+        <w:t>Keep the stated task, its own code/values and support record together.</w:t>
+      </w:r>
+    </w:p>
+    <w:p>
+      <w:pPr>
+        <w:pStyle w:val="Heading2"/>
+      </w:pPr>
+      <w:r>
+        <w:t>Task and evidence record</w:t>
       </w:r>
     </w:p>
     <w:tbl>
@@ -1122,12 +781,9 @@
     </w:tbl>
     <w:p>
       <w:pPr>
-        <w:spacing w:line="336" w:lineRule="auto" w:after="180"/>
-      </w:pPr>
-      <w:r>
-        <w:rPr>
-          <w:b w:val="0"/>
-        </w:rPr>
+        <w:pStyle w:val="ListBullet"/>
+      </w:pPr>
+      <w:r>
         <w:t>Revisit this idea with your teacher after a delay. Familiarity is different from explaining and using it on a changed case.</w:t>
       </w:r>
     </w:p>
@@ -1136,33 +792,316 @@
         <w:pStyle w:val="Heading1"/>
       </w:pPr>
       <w:r>
-        <w:t>12. Pictorial case practice: Boolean conditions</w:t>
-      </w:r>
-    </w:p>
-    <w:p>
-      <w:r>
-        <w:t>Two conditions for entry. A toy club accepts integer ages from 12 through 15 inclusive. Explain the labelled step before checking the changed condition.</w:t>
-      </w:r>
-    </w:p>
-    <w:p>
-      <w:pPr>
-        <w:spacing w:line="336" w:lineRule="auto" w:after="180"/>
-      </w:pPr>
-      <w:r>
-        <w:rPr>
-          <w:b w:val="0"/>
-        </w:rPr>
+        <w:t>Reference bank and extra practice</w:t>
+      </w:r>
+    </w:p>
+    <w:p>
+      <w:pPr>
+        <w:pStyle w:val="Heading1"/>
+      </w:pPr>
+      <w:r>
+        <w:t>02. Reference · Supported W2 record</w:t>
+      </w:r>
+    </w:p>
+    <w:p>
+      <w:r>
+        <w:t>Keep the stated task, its own code/values and support record together.</w:t>
+      </w:r>
+    </w:p>
+    <w:p>
+      <w:pPr>
+        <w:pStyle w:val="Heading2"/>
+      </w:pPr>
+      <w:r>
+        <w:t>Task and evidence record</w:t>
+      </w:r>
+    </w:p>
+    <w:p>
+      <w:pPr>
+        <w:pStyle w:val="ListBullet"/>
+      </w:pPr>
+      <w:r>
+        <w:t>Use W2: Trace separate checks for Boolean conditions. Record the answer once; the lesson and workbook refer to the same attempt.</w:t>
+      </w:r>
+    </w:p>
+    <w:tbl>
+      <w:tblPr>
+        <w:tblStyle w:val="LightShading-Accent1"/>
+        <w:tblW w:type="auto" w:w="0"/>
+        <w:tblLook w:firstColumn="1" w:firstRow="1" w:lastColumn="0" w:lastRow="0" w:noHBand="0" w:noVBand="1" w:val="04A0"/>
+      </w:tblPr>
+      <w:tblGrid>
+        <w:gridCol w:w="2556"/>
+        <w:gridCol w:w="2556"/>
+        <w:gridCol w:w="2556"/>
+        <w:gridCol w:w="2556"/>
+      </w:tblGrid>
+      <w:tr>
+        <w:trPr>
+          <w:tblHeader/>
+        </w:trPr>
+        <w:tc>
+          <w:tcPr>
+            <w:tcW w:type="dxa" w:w="2556"/>
+          </w:tcPr>
+          <w:p>
+            <w:r>
+              <w:t>Given inputs</w:t>
+            </w:r>
+          </w:p>
+        </w:tc>
+        <w:tc>
+          <w:tcPr>
+            <w:tcW w:type="dxa" w:w="2556"/>
+          </w:tcPr>
+          <w:p>
+            <w:r>
+              <w:t>Procedure I chose</w:t>
+            </w:r>
+          </w:p>
+        </w:tc>
+        <w:tc>
+          <w:tcPr>
+            <w:tcW w:type="dxa" w:w="2556"/>
+          </w:tcPr>
+          <w:p>
+            <w:r>
+              <w:t>Middle steps</w:t>
+            </w:r>
+          </w:p>
+        </w:tc>
+        <w:tc>
+          <w:tcPr>
+            <w:tcW w:type="dxa" w:w="2556"/>
+          </w:tcPr>
+          <w:p>
+            <w:r>
+              <w:t>Result and check</w:t>
+            </w:r>
+          </w:p>
+        </w:tc>
+      </w:tr>
+      <w:tr>
+        <w:tc>
+          <w:tcPr>
+            <w:tcW w:type="dxa" w:w="2556"/>
+          </w:tcPr>
+          <w:p>
+            <w:r/>
+          </w:p>
+        </w:tc>
+        <w:tc>
+          <w:tcPr>
+            <w:tcW w:type="dxa" w:w="2556"/>
+          </w:tcPr>
+          <w:p>
+            <w:r/>
+          </w:p>
+        </w:tc>
+        <w:tc>
+          <w:tcPr>
+            <w:tcW w:type="dxa" w:w="2556"/>
+          </w:tcPr>
+          <w:p>
+            <w:r/>
+          </w:p>
+        </w:tc>
+        <w:tc>
+          <w:tcPr>
+            <w:tcW w:type="dxa" w:w="2556"/>
+          </w:tcPr>
+          <w:p>
+            <w:r/>
+          </w:p>
+        </w:tc>
+      </w:tr>
+    </w:tbl>
+    <w:p>
+      <w:pPr>
+        <w:pStyle w:val="Heading3"/>
+      </w:pPr>
+      <w:r>
+        <w:t>The step I completed without help, and the hint I needed</w:t>
+      </w:r>
+    </w:p>
+    <w:p>
+      <w:r>
+        <w:t>________________________________________________________________</w:t>
+      </w:r>
+    </w:p>
+    <w:p>
+      <w:r>
+        <w:t>________________________________________________________________</w:t>
+      </w:r>
+    </w:p>
+    <w:p>
+      <w:r>
+        <w:t>________________________________________________________________</w:t>
+      </w:r>
+    </w:p>
+    <w:p>
+      <w:pPr>
+        <w:pStyle w:val="Heading1"/>
+      </w:pPr>
+      <w:r>
+        <w:t>03. Extra practice · Individual reasoning check</w:t>
+      </w:r>
+    </w:p>
+    <w:p>
+      <w:r>
+        <w:t>Keep the stated task, its own code/values and support record together.</w:t>
+      </w:r>
+    </w:p>
+    <w:p>
+      <w:pPr>
+        <w:pStyle w:val="Heading2"/>
+      </w:pPr>
+      <w:r>
+        <w:t>Task and evidence record</w:t>
+      </w:r>
+    </w:p>
+    <w:p>
+      <w:pPr>
+        <w:pStyle w:val="ListBullet"/>
+      </w:pPr>
+      <w:r>
+        <w:t>Use the worked case for Boolean conditions. Proposed explanation: “At most excludes the boundary”. Decide whether this explanation is supported. Point to the step or supplied fact that decides; explain your repair if needed.</w:t>
+      </w:r>
+    </w:p>
+    <w:p>
+      <w:pPr>
+        <w:pStyle w:val="Heading3"/>
+      </w:pPr>
+      <w:r>
+        <w:t>My explanation before partner discussion</w:t>
+      </w:r>
+    </w:p>
+    <w:p>
+      <w:r>
+        <w:t>________________________________________________________________</w:t>
+      </w:r>
+    </w:p>
+    <w:p>
+      <w:r>
+        <w:t>________________________________________________________________</w:t>
+      </w:r>
+    </w:p>
+    <w:p>
+      <w:r>
+        <w:t>________________________________________________________________</w:t>
+      </w:r>
+    </w:p>
+    <w:p>
+      <w:r>
+        <w:t>________________________________________________________________</w:t>
+      </w:r>
+    </w:p>
+    <w:p>
+      <w:pPr>
+        <w:pStyle w:val="Heading1"/>
+      </w:pPr>
+      <w:r>
+        <w:t>08. Additional practice · Earlier W4 transfer</w:t>
+      </w:r>
+    </w:p>
+    <w:p>
+      <w:r>
+        <w:t>Keep the stated task, its own code/values and support record together.</w:t>
+      </w:r>
+    </w:p>
+    <w:p>
+      <w:pPr>
+        <w:pStyle w:val="Heading2"/>
+      </w:pPr>
+      <w:r>
+        <w:t>Task and evidence record</w:t>
+      </w:r>
+    </w:p>
+    <w:p>
+      <w:pPr>
+        <w:pStyle w:val="ListBullet"/>
+      </w:pPr>
+      <w:r>
+        <w:t>A fictional puzzle qualifies when its duration is at least 5 and at most 9 minutes and its available flag is True. Write the condition. Predict results for (5, True), (9, True), (10, True), and (7, False). Choose a case that detects replacing and with or between the range check and available.</w:t>
+      </w:r>
+    </w:p>
+    <w:p>
+      <w:pPr>
+        <w:pStyle w:val="Heading3"/>
+      </w:pPr>
+      <w:r>
+        <w:t>My reasoning and evidence</w:t>
+      </w:r>
+    </w:p>
+    <w:p>
+      <w:r>
+        <w:t>________________________________________________________________</w:t>
+      </w:r>
+    </w:p>
+    <w:p>
+      <w:r>
+        <w:t>________________________________________________________________</w:t>
+      </w:r>
+    </w:p>
+    <w:p>
+      <w:r>
+        <w:t>________________________________________________________________</w:t>
+      </w:r>
+    </w:p>
+    <w:p>
+      <w:r>
+        <w:t>________________________________________________________________</w:t>
+      </w:r>
+    </w:p>
+    <w:p>
+      <w:r>
+        <w:t>________________________________________________________________</w:t>
+      </w:r>
+    </w:p>
+    <w:p>
+      <w:r>
+        <w:t>________________________________________________________________</w:t>
+      </w:r>
+    </w:p>
+    <w:p>
+      <w:r>
+        <w:t>________________________________________________________________</w:t>
+      </w:r>
+    </w:p>
+    <w:p>
+      <w:pPr>
+        <w:pStyle w:val="Heading1"/>
+      </w:pPr>
+      <w:r>
+        <w:t>12. Extra practice · Pictured case</w:t>
+      </w:r>
+    </w:p>
+    <w:p>
+      <w:r>
+        <w:t>Keep the stated task, its own code/values and support record together.</w:t>
+      </w:r>
+    </w:p>
+    <w:p>
+      <w:pPr>
+        <w:pStyle w:val="Heading2"/>
+      </w:pPr>
+      <w:r>
+        <w:t>Task and evidence record</w:t>
+      </w:r>
+    </w:p>
+    <w:p>
+      <w:pPr>
+        <w:pStyle w:val="ListBullet"/>
+      </w:pPr>
+      <w:r>
         <w:t>Two conditions for entry. A toy club accepts integer ages from 12 through 15 inclusive.</w:t>
       </w:r>
     </w:p>
     <w:p>
       <w:pPr>
-        <w:spacing w:line="336" w:lineRule="auto" w:after="180"/>
-      </w:pPr>
-      <w:r>
-        <w:rPr>
-          <w:b w:val="0"/>
-        </w:rPr>
+        <w:pStyle w:val="ListBullet"/>
+      </w:pPr>
+      <w:r>
         <w:t>Python 3: age=15; allowed=(age&gt;=12) and (age&lt;=15); print(allowed). No type validation is implemented here.</w:t>
       </w:r>
     </w:p>
@@ -1204,38 +1143,10 @@
     </w:p>
     <w:p>
       <w:pPr>
-        <w:spacing w:line="336" w:lineRule="auto" w:after="180"/>
-        <w:shd w:fill="F5F1FB"/>
-      </w:pPr>
-      <w:r>
-        <w:rPr>
-          <w:b w:val="0"/>
-        </w:rPr>
-        <w:t xml:space="preserve">Give both </w:t>
-      </w:r>
-      <w:r>
-        <w:rPr>
-          <w:b/>
-        </w:rPr>
-        <w:t>comparison</w:t>
-      </w:r>
-      <w:r>
-        <w:rPr>
-          <w:b w:val="0"/>
-        </w:rPr>
-        <w:t xml:space="preserve"> results for ages 11, 15 and 16. Which </w:t>
-      </w:r>
-      <w:r>
-        <w:rPr>
-          <w:b/>
-        </w:rPr>
-        <w:t>comparison</w:t>
-      </w:r>
-      <w:r>
-        <w:rPr>
-          <w:b w:val="0"/>
-        </w:rPr>
-        <w:t xml:space="preserve"> rejects each outside value, and why does and matter?</w:t>
+        <w:pStyle w:val="ListBullet"/>
+      </w:pPr>
+      <w:r>
+        <w:t>Give both comparison results for ages 11, 15 and 16. Which comparison rejects each outside value, and why does and matter?</w:t>
       </w:r>
     </w:p>
     <w:p>
@@ -1278,80 +1189,18 @@
     </w:p>
     <w:p>
       <w:pPr>
-        <w:pStyle w:val="Heading3"/>
-      </w:pPr>
-      <w:r>
-        <w:t>Record the help used</w:t>
-      </w:r>
-    </w:p>
-    <w:p>
-      <w:pPr>
-        <w:spacing w:line="336" w:lineRule="auto" w:after="180"/>
-        <w:shd w:fill="F1F6F8"/>
-      </w:pPr>
-      <w:r>
-        <w:rPr>
-          <w:b w:val="0"/>
-        </w:rPr>
-        <w:t xml:space="preserve">Support used: alone / hint / worked example. This record is practice </w:t>
-      </w:r>
-      <w:r>
-        <w:rPr>
-          <w:b/>
-        </w:rPr>
-        <w:t>evidence</w:t>
-      </w:r>
-      <w:r>
-        <w:rPr>
-          <w:b w:val="0"/>
-        </w:rPr>
-        <w:t>.</w:t>
-      </w:r>
-    </w:p>
-    <w:p>
-      <w:pPr>
-        <w:spacing w:line="336" w:lineRule="auto" w:after="180"/>
-      </w:pPr>
-      <w:r>
-        <w:rPr>
-          <w:b w:val="0"/>
-        </w:rPr>
-        <w:t xml:space="preserve">Project connection: For Python readiness before the Responsible Plant Classifier, retain a trace of the values, the predicted </w:t>
-      </w:r>
-      <w:r>
-        <w:rPr>
-          <w:b/>
-        </w:rPr>
-        <w:t>output</w:t>
-      </w:r>
-      <w:r>
-        <w:rPr>
-          <w:b w:val="0"/>
-        </w:rPr>
-        <w:t>s and the changed-case explanation.</w:t>
-      </w:r>
-    </w:p>
-    <w:p>
-      <w:pPr>
-        <w:spacing w:line="336" w:lineRule="auto" w:after="180"/>
-      </w:pPr>
-      <w:r>
-        <w:rPr>
-          <w:b w:val="0"/>
-        </w:rPr>
-        <w:t xml:space="preserve">Use actual Python 3 results to check the </w:t>
-      </w:r>
-      <w:r>
-        <w:rPr>
-          <w:b/>
-        </w:rPr>
-        <w:t>prediction</w:t>
-      </w:r>
-      <w:r>
-        <w:rPr>
-          <w:b w:val="0"/>
-        </w:rPr>
-        <w:t xml:space="preserve"> after reasoning first.</w:t>
+        <w:pStyle w:val="ListBullet"/>
+      </w:pPr>
+      <w:r>
+        <w:t>Support used: alone / hint / worked example. This record is practice evidence.</w:t>
+      </w:r>
+    </w:p>
+    <w:p>
+      <w:pPr>
+        <w:pStyle w:val="ListBullet"/>
+      </w:pPr>
+      <w:r>
+        <w:t>Project connection: For Python readiness before the Responsible Plant Classifier, retain a trace of the values, the predicted outputs and the changed-case explanation. Use actual Python 3 results to check the prediction after reasoning first.</w:t>
       </w:r>
     </w:p>
     <w:p>
@@ -1359,105 +1208,44 @@
         <w:pStyle w:val="Heading1"/>
       </w:pPr>
       <w:r>
-        <w:t>13. Project portfolio milestone</w:t>
-      </w:r>
-    </w:p>
-    <w:p>
-      <w:r>
-        <w:t>Keep this week’s input, deciding step, result and limit together in the Python readiness portfolio record.</w:t>
-      </w:r>
-    </w:p>
-    <w:p>
-      <w:pPr>
-        <w:spacing w:line="336" w:lineRule="auto" w:after="180"/>
-      </w:pPr>
-      <w:r>
-        <w:rPr>
-          <w:b w:val="0"/>
-        </w:rPr>
+        <w:t>13. Reference · Project portfolio milestone</w:t>
+      </w:r>
+    </w:p>
+    <w:p>
+      <w:r>
+        <w:t>Keep the stated task, its own code/values and support record together.</w:t>
+      </w:r>
+    </w:p>
+    <w:p>
+      <w:pPr>
+        <w:pStyle w:val="Heading2"/>
+      </w:pPr>
+      <w:r>
+        <w:t>Task and evidence record</w:t>
+      </w:r>
+    </w:p>
+    <w:p>
+      <w:pPr>
+        <w:pStyle w:val="ListBullet"/>
+      </w:pPr>
+      <w:r>
         <w:t>Project: Python readiness portfolio</w:t>
       </w:r>
     </w:p>
     <w:p>
       <w:pPr>
-        <w:spacing w:line="336" w:lineRule="auto" w:after="180"/>
-      </w:pPr>
-      <w:r>
-        <w:rPr>
-          <w:b w:val="0"/>
-        </w:rPr>
-        <w:t xml:space="preserve">Current milestone: Python readiness portfolio. Keep runnable code, </w:t>
-      </w:r>
-      <w:r>
-        <w:rPr>
-          <w:b/>
-        </w:rPr>
-        <w:t>prediction</w:t>
-      </w:r>
-      <w:r>
-        <w:rPr>
-          <w:b w:val="0"/>
-        </w:rPr>
-        <w:t xml:space="preserve">s, actual </w:t>
-      </w:r>
-      <w:r>
-        <w:rPr>
-          <w:b/>
-        </w:rPr>
-        <w:t>output</w:t>
-      </w:r>
-      <w:r>
-        <w:rPr>
-          <w:b w:val="0"/>
-        </w:rPr>
-        <w:t xml:space="preserve">s, one repaired error and an explanation of a function on changed </w:t>
-      </w:r>
-      <w:r>
-        <w:rPr>
-          <w:b/>
-        </w:rPr>
-        <w:t>input</w:t>
-      </w:r>
-      <w:r>
-        <w:rPr>
-          <w:b w:val="0"/>
-        </w:rPr>
-        <w:t>s.</w:t>
-      </w:r>
-    </w:p>
-    <w:p>
-      <w:pPr>
-        <w:spacing w:line="336" w:lineRule="auto" w:after="180"/>
-      </w:pPr>
-      <w:r>
-        <w:rPr>
-          <w:b w:val="0"/>
-        </w:rPr>
-        <w:t xml:space="preserve">For Python readiness before the Responsible Plant Classifier, retain a trace of the values, the predicted </w:t>
-      </w:r>
-      <w:r>
-        <w:rPr>
-          <w:b/>
-        </w:rPr>
-        <w:t>output</w:t>
-      </w:r>
-      <w:r>
-        <w:rPr>
-          <w:b w:val="0"/>
-        </w:rPr>
-        <w:t xml:space="preserve">s and the changed-case explanation. Use actual Python 3 results to check the </w:t>
-      </w:r>
-      <w:r>
-        <w:rPr>
-          <w:b/>
-        </w:rPr>
-        <w:t>prediction</w:t>
-      </w:r>
-      <w:r>
-        <w:rPr>
-          <w:b w:val="0"/>
-        </w:rPr>
-        <w:t xml:space="preserve"> after reasoning first.</w:t>
+        <w:pStyle w:val="ListBullet"/>
+      </w:pPr>
+      <w:r>
+        <w:t>Current milestone: Python readiness portfolio. Keep runnable code, predictions, actual outputs, one repaired error and an explanation of a function on changed inputs.</w:t>
+      </w:r>
+    </w:p>
+    <w:p>
+      <w:pPr>
+        <w:pStyle w:val="ListBullet"/>
+      </w:pPr>
+      <w:r>
+        <w:t>For Python readiness before the Responsible Plant Classifier, retain a trace of the values, the predicted outputs and the changed-case explanation. Use actual Python 3 results to check the prediction after reasoning first.</w:t>
       </w:r>
     </w:p>
     <w:tbl>
@@ -1614,12 +1402,456 @@
         <w:pStyle w:val="Heading1"/>
       </w:pPr>
       <w:r>
-        <w:t>14. Supported practice and learning evidence</w:t>
-      </w:r>
-    </w:p>
-    <w:p>
-      <w:r>
-        <w:t>Try the supported questions before comparing with hints and feedback. Record what you repaired and the evidence you retained.</w:t>
+        <w:t>14. Extra practice · Predict, check and repair</w:t>
+      </w:r>
+    </w:p>
+    <w:p>
+      <w:r>
+        <w:t>Use only after an attempt; keep the reserved assessment separate.</w:t>
+      </w:r>
+    </w:p>
+    <w:p>
+      <w:pPr>
+        <w:pStyle w:val="Heading2"/>
+      </w:pPr>
+      <w:r>
+        <w:t>First question and hint</w:t>
+      </w:r>
+    </w:p>
+    <w:p>
+      <w:pPr>
+        <w:pStyle w:val="ListBullet"/>
+      </w:pPr>
+      <w:r>
+        <w:t>Two conditions for entry. A toy club accepts integer ages from 12 through 15 inclusive.</w:t>
+      </w:r>
+    </w:p>
+    <w:p>
+      <w:pPr>
+        <w:pStyle w:val="Heading3"/>
+      </w:pPr>
+      <w:r>
+        <w:t>Practice 1: explain the deciding evidence</w:t>
+      </w:r>
+    </w:p>
+    <w:p>
+      <w:pPr>
+        <w:pStyle w:val="ListBullet"/>
+      </w:pPr>
+      <w:r>
+        <w:t>Which labelled step matches this detail? Both comparisons are True, so allowed is True.</w:t>
+      </w:r>
+    </w:p>
+    <w:p>
+      <w:pPr>
+        <w:pStyle w:val="ListBullet"/>
+      </w:pPr>
+      <w:r>
+        <w:t>1. Check lower boundary</w:t>
+      </w:r>
+    </w:p>
+    <w:p>
+      <w:pPr>
+        <w:pStyle w:val="ListBullet"/>
+      </w:pPr>
+      <w:r>
+        <w:t>2. Check upper boundary</w:t>
+      </w:r>
+    </w:p>
+    <w:p>
+      <w:pPr>
+        <w:pStyle w:val="ListBullet"/>
+      </w:pPr>
+      <w:r>
+        <w:t>3. Combine with and</w:t>
+      </w:r>
+    </w:p>
+    <w:p>
+      <w:pPr>
+        <w:pStyle w:val="Heading3"/>
+      </w:pPr>
+      <w:r>
+        <w:t>My selected conclusion, deciding fact and explanation</w:t>
+      </w:r>
+    </w:p>
+    <w:p>
+      <w:r>
+        <w:t>________________________________________________________________</w:t>
+      </w:r>
+    </w:p>
+    <w:p>
+      <w:r>
+        <w:t>________________________________________________________________</w:t>
+      </w:r>
+    </w:p>
+    <w:p>
+      <w:r>
+        <w:t>________________________________________________________________</w:t>
+      </w:r>
+    </w:p>
+    <w:p>
+      <w:r>
+        <w:t>________________________________________________________________</w:t>
+      </w:r>
+    </w:p>
+    <w:p>
+      <w:r>
+        <w:t>________________________________________________________________</w:t>
+      </w:r>
+    </w:p>
+    <w:p>
+      <w:pPr>
+        <w:pStyle w:val="ListBullet"/>
+      </w:pPr>
+      <w:r>
+        <w:t>Hint if needed: Read the steps in the pictorial case. Match the supplied detail to the stage that performs or records it.</w:t>
+      </w:r>
+    </w:p>
+    <w:p>
+      <w:pPr>
+        <w:pStyle w:val="Heading2"/>
+      </w:pPr>
+      <w:r>
+        <w:t>Check the first explanation · reference / check after trying</w:t>
+      </w:r>
+    </w:p>
+    <w:p>
+      <w:pPr>
+        <w:spacing w:line="336" w:lineRule="auto" w:after="180"/>
+      </w:pPr>
+      <w:r>
+        <w:rPr>
+          <w:b w:val="0"/>
+        </w:rPr>
+        <w:t xml:space="preserve">After your attempt, compare with the supported explanation: Combine with and Both </w:t>
+      </w:r>
+      <w:r>
+        <w:rPr>
+          <w:b/>
+        </w:rPr>
+        <w:t>comparison</w:t>
+      </w:r>
+      <w:r>
+        <w:rPr>
+          <w:b w:val="0"/>
+        </w:rPr>
+        <w:t xml:space="preserve">s are True, so allowed is True. A </w:t>
+      </w:r>
+      <w:r>
+        <w:rPr>
+          <w:b/>
+        </w:rPr>
+        <w:t>Boolean</w:t>
+      </w:r>
+      <w:r>
+        <w:rPr>
+          <w:b w:val="0"/>
+        </w:rPr>
+        <w:t xml:space="preserve"> condition represents a yes-or-no result.</w:t>
+      </w:r>
+    </w:p>
+    <w:p>
+      <w:pPr>
+        <w:spacing w:line="336" w:lineRule="auto" w:after="180"/>
+      </w:pPr>
+      <w:r>
+        <w:rPr>
+          <w:b w:val="0"/>
+        </w:rPr>
+        <w:t>And requires both conditions; checking only one boundary would accept values outside the intended interval.</w:t>
+      </w:r>
+    </w:p>
+    <w:p>
+      <w:pPr>
+        <w:pStyle w:val="Heading2"/>
+      </w:pPr>
+      <w:r>
+        <w:t>Changed-case question and hint</w:t>
+      </w:r>
+    </w:p>
+    <w:p>
+      <w:pPr>
+        <w:pStyle w:val="Heading3"/>
+      </w:pPr>
+      <w:r>
+        <w:t>Practice 2: explain the deciding evidence</w:t>
+      </w:r>
+    </w:p>
+    <w:p>
+      <w:pPr>
+        <w:pStyle w:val="ListBullet"/>
+      </w:pPr>
+      <w:r>
+        <w:t>Changed-case practice: Change age to 16. Which conclusion is supported by the supplied facts?</w:t>
+      </w:r>
+    </w:p>
+    <w:p>
+      <w:pPr>
+        <w:pStyle w:val="ListBullet"/>
+      </w:pPr>
+      <w:r>
+        <w:t>1. This one example guarantees correct results for every future input.</w:t>
+      </w:r>
+    </w:p>
+    <w:p>
+      <w:pPr>
+        <w:pStyle w:val="ListBullet"/>
+      </w:pPr>
+      <w:r>
+        <w:t>2. We can decide the result without examining the changed input or the procedure.</w:t>
+      </w:r>
+    </w:p>
+    <w:p>
+      <w:pPr>
+        <w:pStyle w:val="ListBullet"/>
+      </w:pPr>
+      <w:r>
+        <w:t>3. The result becomes False.</w:t>
+      </w:r>
+    </w:p>
+    <w:p>
+      <w:pPr>
+        <w:pStyle w:val="Heading3"/>
+      </w:pPr>
+      <w:r>
+        <w:t>My selected conclusion, deciding fact and explanation</w:t>
+      </w:r>
+    </w:p>
+    <w:p>
+      <w:r>
+        <w:t>________________________________________________________________</w:t>
+      </w:r>
+    </w:p>
+    <w:p>
+      <w:r>
+        <w:t>________________________________________________________________</w:t>
+      </w:r>
+    </w:p>
+    <w:p>
+      <w:r>
+        <w:t>________________________________________________________________</w:t>
+      </w:r>
+    </w:p>
+    <w:p>
+      <w:r>
+        <w:t>________________________________________________________________</w:t>
+      </w:r>
+    </w:p>
+    <w:p>
+      <w:r>
+        <w:t>________________________________________________________________</w:t>
+      </w:r>
+    </w:p>
+    <w:p>
+      <w:pPr>
+        <w:pStyle w:val="ListBullet"/>
+      </w:pPr>
+      <w:r>
+        <w:t>Hint if needed: Use the changed condition and the deciding step in the pictorial trace. The answer must say what follows from those facts.</w:t>
+      </w:r>
+    </w:p>
+    <w:p>
+      <w:pPr>
+        <w:pStyle w:val="Heading2"/>
+      </w:pPr>
+      <w:r>
+        <w:t>Check the changed explanation · reference / check after trying</w:t>
+      </w:r>
+    </w:p>
+    <w:p>
+      <w:pPr>
+        <w:spacing w:line="336" w:lineRule="auto" w:after="180"/>
+      </w:pPr>
+      <w:r>
+        <w:rPr>
+          <w:b w:val="0"/>
+        </w:rPr>
+        <w:t>After your attempt, compare with the supported explanation: The result becomes False. The lower condition remains True, but the upper condition fails.</w:t>
+      </w:r>
+    </w:p>
+    <w:p>
+      <w:pPr>
+        <w:pStyle w:val="Heading2"/>
+      </w:pPr>
+      <w:r>
+        <w:t>Repair and keep the record</w:t>
+      </w:r>
+    </w:p>
+    <w:p>
+      <w:pPr>
+        <w:spacing w:line="336" w:lineRule="auto" w:after="180"/>
+      </w:pPr>
+      <w:r>
+        <w:rPr>
+          <w:b w:val="0"/>
+        </w:rPr>
+        <w:t>Review Expressions and operator order (python-bridge/3). Goal: Evaluate numeric expressions using Python’s grouping rules. Short practice: Trace the operation order in both expressions.</w:t>
+      </w:r>
+    </w:p>
+    <w:p>
+      <w:pPr>
+        <w:spacing w:line="336" w:lineRule="auto" w:after="180"/>
+      </w:pPr>
+      <w:r>
+        <w:rPr>
+          <w:b w:val="0"/>
+        </w:rPr>
+        <w:t>Identify which picture step changes with parentheses and predict both results when the multiplier becomes four.. Return to this week and explain what you changed.</w:t>
+      </w:r>
+    </w:p>
+    <w:p>
+      <w:pPr>
+        <w:spacing w:line="336" w:lineRule="auto" w:after="180"/>
+      </w:pPr>
+      <w:r>
+        <w:rPr>
+          <w:b w:val="0"/>
+        </w:rPr>
+        <w:t>Review From a paper algorithm to Python (python-bridge/1). Goal: Translate a short paper calculation into a Python script. Short practice: Match each paper quantity to its Python name.</w:t>
+      </w:r>
+    </w:p>
+    <w:p>
+      <w:pPr>
+        <w:spacing w:line="336" w:lineRule="auto" w:after="180"/>
+      </w:pPr>
+      <w:r>
+        <w:rPr>
+          <w:b w:val="0"/>
+        </w:rPr>
+        <w:t>Why does the spare count get added once, and what prints when spare is five?. Return to this week and explain what you changed.</w:t>
+      </w:r>
+    </w:p>
+    <w:p>
+      <w:pPr>
+        <w:spacing w:line="336" w:lineRule="auto" w:after="180"/>
+      </w:pPr>
+      <w:r>
+        <w:rPr>
+          <w:b w:val="0"/>
+        </w:rPr>
+        <w:t xml:space="preserve">The browser lab lets you edit the supported Python examples already included in this lesson. Predict first, run, inspect the actual </w:t>
+      </w:r>
+      <w:r>
+        <w:rPr>
+          <w:b/>
+        </w:rPr>
+        <w:t>output</w:t>
+      </w:r>
+      <w:r>
+        <w:rPr>
+          <w:b w:val="0"/>
+        </w:rPr>
+        <w:t xml:space="preserve"> or error, change one </w:t>
+      </w:r>
+      <w:r>
+        <w:rPr>
+          <w:b/>
+        </w:rPr>
+        <w:t>input</w:t>
+      </w:r>
+      <w:r>
+        <w:rPr>
+          <w:b w:val="0"/>
+        </w:rPr>
+        <w:t>, then run again.</w:t>
+      </w:r>
+    </w:p>
+    <w:p>
+      <w:pPr>
+        <w:spacing w:line="336" w:lineRule="auto" w:after="180"/>
+      </w:pPr>
+      <w:r>
+        <w:rPr>
+          <w:b w:val="0"/>
+        </w:rPr>
+        <w:t xml:space="preserve">Keep code, </w:t>
+      </w:r>
+      <w:r>
+        <w:rPr>
+          <w:b/>
+        </w:rPr>
+        <w:t>prediction</w:t>
+      </w:r>
+      <w:r>
+        <w:rPr>
+          <w:b w:val="0"/>
+        </w:rPr>
+        <w:t>s, actual results and a reasoned revision together. On paper, label your result as a trace rather than an execution.</w:t>
+      </w:r>
+    </w:p>
+    <w:p>
+      <w:pPr>
+        <w:spacing w:line="336" w:lineRule="auto" w:after="180"/>
+      </w:pPr>
+      <w:r>
+        <w:rPr>
+          <w:b w:val="0"/>
+        </w:rPr>
+        <w:t xml:space="preserve">Use Download completed work in the hosted lesson to export your answers, reflections, practice feedback and code-run </w:t>
+      </w:r>
+      <w:r>
+        <w:rPr>
+          <w:b/>
+        </w:rPr>
+        <w:t>evidence</w:t>
+      </w:r>
+      <w:r>
+        <w:rPr>
+          <w:b w:val="0"/>
+        </w:rPr>
+        <w:t>. Open the HTML copy to read or print it.</w:t>
+      </w:r>
+    </w:p>
+    <w:p>
+      <w:pPr>
+        <w:spacing w:line="336" w:lineRule="auto" w:after="180"/>
+      </w:pPr>
+      <w:r>
+        <w:rPr>
+          <w:b w:val="0"/>
+        </w:rPr>
+        <w:t>Drafts stay in this browser when storage is available; clear drafts on a shared device.</w:t>
+      </w:r>
+    </w:p>
+    <w:p>
+      <w:pPr>
+        <w:pStyle w:val="Heading3"/>
+      </w:pPr>
+      <w:r>
+        <w:t>What I repaired, the evidence I kept and the next test</w:t>
+      </w:r>
+    </w:p>
+    <w:p>
+      <w:r>
+        <w:t>________________________________________________________________</w:t>
+      </w:r>
+    </w:p>
+    <w:p>
+      <w:r>
+        <w:t>________________________________________________________________</w:t>
+      </w:r>
+    </w:p>
+    <w:p>
+      <w:r>
+        <w:t>________________________________________________________________</w:t>
+      </w:r>
+    </w:p>
+    <w:p>
+      <w:r>
+        <w:t>________________________________________________________________</w:t>
+      </w:r>
+    </w:p>
+    <w:p>
+      <w:r>
+        <w:t>________________________________________________________________</w:t>
+      </w:r>
+    </w:p>
+    <w:p>
+      <w:pPr>
+        <w:pStyle w:val="Heading2"/>
+      </w:pPr>
+      <w:r>
+        <w:t>Earlier wording, alternatives and picture transcripts · reference / check after trying</w:t>
       </w:r>
     </w:p>
     <w:p>
@@ -1635,80 +1867,10 @@
     </w:p>
     <w:p>
       <w:pPr>
-        <w:spacing w:line="336" w:lineRule="auto" w:after="180"/>
-      </w:pPr>
-      <w:r>
-        <w:rPr>
-          <w:b w:val="0"/>
-        </w:rPr>
-        <w:t>Two conditions for entry. A toy club accepts integer ages from 12 through 15 inclusive.</w:t>
-      </w:r>
-    </w:p>
-    <w:p>
-      <w:pPr>
         <w:pStyle w:val="Heading3"/>
       </w:pPr>
       <w:r>
-        <w:t>Practice 1: explain the deciding evidence</w:t>
-      </w:r>
-    </w:p>
-    <w:p>
-      <w:pPr>
-        <w:spacing w:line="336" w:lineRule="auto" w:after="180"/>
-      </w:pPr>
-      <w:r>
-        <w:rPr>
-          <w:b w:val="0"/>
-        </w:rPr>
-        <w:t xml:space="preserve">Which labelled step matches this detail? Both </w:t>
-      </w:r>
-      <w:r>
-        <w:rPr>
-          <w:b/>
-        </w:rPr>
-        <w:t>comparison</w:t>
-      </w:r>
-      <w:r>
-        <w:rPr>
-          <w:b w:val="0"/>
-        </w:rPr>
-        <w:t>s are True, so allowed is True.</w:t>
-      </w:r>
-    </w:p>
-    <w:p>
-      <w:pPr>
-        <w:spacing w:line="336" w:lineRule="auto" w:after="180"/>
-        <w:shd w:fill="F4F9FC"/>
-      </w:pPr>
-      <w:r>
-        <w:rPr>
-          <w:b w:val="0"/>
-        </w:rPr>
-        <w:t>1. Check lower boundary</w:t>
-      </w:r>
-    </w:p>
-    <w:p>
-      <w:pPr>
-        <w:spacing w:line="336" w:lineRule="auto" w:after="180"/>
-        <w:shd w:fill="F4F9FC"/>
-      </w:pPr>
-      <w:r>
-        <w:rPr>
-          <w:b w:val="0"/>
-        </w:rPr>
-        <w:t>2. Check upper boundary</w:t>
-      </w:r>
-    </w:p>
-    <w:p>
-      <w:pPr>
-        <w:spacing w:line="336" w:lineRule="auto" w:after="180"/>
-        <w:shd w:fill="F4F9FC"/>
-      </w:pPr>
-      <w:r>
-        <w:rPr>
-          <w:b w:val="0"/>
-        </w:rPr>
-        <w:t>3. Combine with and</w:t>
+        <w:t>Repair a missing building block</w:t>
       </w:r>
     </w:p>
     <w:p>
@@ -1716,32 +1878,7 @@
         <w:pStyle w:val="Heading3"/>
       </w:pPr>
       <w:r>
-        <w:t>My selected conclusion, deciding fact and explanation</w:t>
-      </w:r>
-    </w:p>
-    <w:p>
-      <w:r>
-        <w:t>________________________________________________________________</w:t>
-      </w:r>
-    </w:p>
-    <w:p>
-      <w:r>
-        <w:t>________________________________________________________________</w:t>
-      </w:r>
-    </w:p>
-    <w:p>
-      <w:r>
-        <w:t>________________________________________________________________</w:t>
-      </w:r>
-    </w:p>
-    <w:p>
-      <w:r>
-        <w:t>________________________________________________________________</w:t>
-      </w:r>
-    </w:p>
-    <w:p>
-      <w:r>
-        <w:t>________________________________________________________________</w:t>
+        <w:t>Predict, run and debug</w:t>
       </w:r>
     </w:p>
     <w:p>
@@ -1749,447 +1886,25 @@
         <w:pStyle w:val="Heading3"/>
       </w:pPr>
       <w:r>
-        <w:t>Hint · try first</w:t>
-      </w:r>
-    </w:p>
-    <w:p>
-      <w:pPr>
-        <w:spacing w:line="336" w:lineRule="auto" w:after="180"/>
-        <w:shd w:fill="F1F6F8"/>
-      </w:pPr>
-      <w:r>
-        <w:rPr>
-          <w:b w:val="0"/>
-        </w:rPr>
-        <w:t>Hint if needed: Read the steps in the pictorial case. Match the supplied detail to the stage that performs or records it.</w:t>
-      </w:r>
-    </w:p>
-    <w:p>
-      <w:pPr>
-        <w:pStyle w:val="Heading3"/>
-      </w:pPr>
-      <w:r>
-        <w:t>Feedback · compare after trying</w:t>
-      </w:r>
-    </w:p>
-    <w:p>
-      <w:pPr>
-        <w:spacing w:line="336" w:lineRule="auto" w:after="180"/>
-        <w:shd w:fill="F1F6FC"/>
-      </w:pPr>
-      <w:r>
-        <w:rPr>
-          <w:b w:val="0"/>
-        </w:rPr>
-        <w:t xml:space="preserve">After your attempt, compare with the supported explanation: Combine with and Both </w:t>
-      </w:r>
-      <w:r>
-        <w:rPr>
-          <w:b/>
-        </w:rPr>
-        <w:t>comparison</w:t>
-      </w:r>
-      <w:r>
-        <w:rPr>
-          <w:b w:val="0"/>
-        </w:rPr>
-        <w:t xml:space="preserve">s are True, so allowed is True. A </w:t>
-      </w:r>
-      <w:r>
-        <w:rPr>
-          <w:b/>
-        </w:rPr>
-        <w:t>Boolean</w:t>
-      </w:r>
-      <w:r>
-        <w:rPr>
-          <w:b w:val="0"/>
-        </w:rPr>
-        <w:t xml:space="preserve"> condition represents a yes-or-no result.</w:t>
-      </w:r>
-    </w:p>
-    <w:p>
-      <w:pPr>
-        <w:spacing w:line="336" w:lineRule="auto" w:after="180"/>
-        <w:shd w:fill="F1F6FC"/>
-      </w:pPr>
-      <w:r>
-        <w:rPr>
-          <w:b w:val="0"/>
-        </w:rPr>
-        <w:t>And requires both conditions; checking only one boundary would accept values outside the intended interval.</w:t>
-      </w:r>
-    </w:p>
-    <w:p>
-      <w:pPr>
-        <w:pStyle w:val="Heading3"/>
-      </w:pPr>
-      <w:r>
-        <w:t>Practice 2: explain the deciding evidence</w:t>
-      </w:r>
-    </w:p>
-    <w:p>
-      <w:pPr>
-        <w:pStyle w:val="Heading3"/>
-      </w:pPr>
-      <w:r>
-        <w:t>Changed case · predict first</w:t>
-      </w:r>
-    </w:p>
-    <w:p>
-      <w:pPr>
-        <w:spacing w:line="336" w:lineRule="auto" w:after="180"/>
-        <w:shd w:fill="F5F1FB"/>
-      </w:pPr>
-      <w:r>
-        <w:rPr>
-          <w:b w:val="0"/>
-        </w:rPr>
-        <w:t>Changed-case practice: Change age to 16. Which conclusion is supported by the supplied facts?</w:t>
-      </w:r>
-    </w:p>
-    <w:p>
-      <w:pPr>
-        <w:spacing w:line="336" w:lineRule="auto" w:after="180"/>
-        <w:shd w:fill="F4F9FC"/>
-      </w:pPr>
-      <w:r>
-        <w:rPr>
-          <w:b w:val="0"/>
-        </w:rPr>
-        <w:t xml:space="preserve">1. This one example guarantees correct results for every future </w:t>
-      </w:r>
-      <w:r>
-        <w:rPr>
-          <w:b/>
-        </w:rPr>
-        <w:t>input</w:t>
-      </w:r>
-      <w:r>
-        <w:rPr>
-          <w:b w:val="0"/>
-        </w:rPr>
-        <w:t>.</w:t>
-      </w:r>
-    </w:p>
-    <w:p>
-      <w:pPr>
-        <w:spacing w:line="336" w:lineRule="auto" w:after="180"/>
-        <w:shd w:fill="F4F9FC"/>
-      </w:pPr>
-      <w:r>
-        <w:rPr>
-          <w:b w:val="0"/>
-        </w:rPr>
-        <w:t xml:space="preserve">2. We can decide the result without examining the changed </w:t>
-      </w:r>
-      <w:r>
-        <w:rPr>
-          <w:b/>
-        </w:rPr>
-        <w:t>input</w:t>
-      </w:r>
-      <w:r>
-        <w:rPr>
-          <w:b w:val="0"/>
-        </w:rPr>
-        <w:t xml:space="preserve"> or the procedure.</w:t>
-      </w:r>
-    </w:p>
-    <w:p>
-      <w:pPr>
-        <w:spacing w:line="336" w:lineRule="auto" w:after="180"/>
-        <w:shd w:fill="F4F9FC"/>
-      </w:pPr>
-      <w:r>
-        <w:rPr>
-          <w:b w:val="0"/>
-        </w:rPr>
-        <w:t>3. The result becomes False.</w:t>
-      </w:r>
-    </w:p>
-    <w:p>
-      <w:pPr>
-        <w:pStyle w:val="Heading3"/>
-      </w:pPr>
-      <w:r>
-        <w:t>My selected conclusion, deciding fact and explanation</w:t>
-      </w:r>
-    </w:p>
-    <w:p>
-      <w:r>
-        <w:t>________________________________________________________________</w:t>
-      </w:r>
-    </w:p>
-    <w:p>
-      <w:r>
-        <w:t>________________________________________________________________</w:t>
-      </w:r>
-    </w:p>
-    <w:p>
-      <w:r>
-        <w:t>________________________________________________________________</w:t>
-      </w:r>
-    </w:p>
-    <w:p>
-      <w:r>
-        <w:t>________________________________________________________________</w:t>
-      </w:r>
-    </w:p>
-    <w:p>
-      <w:r>
-        <w:t>________________________________________________________________</w:t>
-      </w:r>
-    </w:p>
-    <w:p>
-      <w:pPr>
-        <w:pStyle w:val="Heading3"/>
-      </w:pPr>
-      <w:r>
-        <w:t>Hint · try first</w:t>
-      </w:r>
-    </w:p>
-    <w:p>
-      <w:pPr>
-        <w:spacing w:line="336" w:lineRule="auto" w:after="180"/>
-        <w:shd w:fill="F1F6F8"/>
-      </w:pPr>
-      <w:r>
-        <w:rPr>
-          <w:b w:val="0"/>
-        </w:rPr>
-        <w:t>Hint if needed: Use the changed condition and the deciding step in the pictorial trace. The answer must say what follows from those facts.</w:t>
-      </w:r>
-    </w:p>
-    <w:p>
-      <w:pPr>
-        <w:pStyle w:val="Heading3"/>
-      </w:pPr>
-      <w:r>
-        <w:t>Feedback · compare after trying</w:t>
-      </w:r>
-    </w:p>
-    <w:p>
-      <w:pPr>
-        <w:spacing w:line="336" w:lineRule="auto" w:after="180"/>
-        <w:shd w:fill="F1F6FC"/>
-      </w:pPr>
-      <w:r>
-        <w:rPr>
-          <w:b w:val="0"/>
-        </w:rPr>
-        <w:t>After your attempt, compare with the supported explanation: The result becomes False. The lower condition remains True, but the upper condition fails.</w:t>
-      </w:r>
-    </w:p>
-    <w:p>
-      <w:pPr>
-        <w:pStyle w:val="Heading3"/>
-      </w:pPr>
-      <w:r>
-        <w:t>Repair a missing building block</w:t>
-      </w:r>
-    </w:p>
-    <w:p>
-      <w:pPr>
-        <w:spacing w:line="336" w:lineRule="auto" w:after="180"/>
-      </w:pPr>
-      <w:r>
-        <w:rPr>
-          <w:b w:val="0"/>
-        </w:rPr>
-        <w:t>Review Expressions and operator order (python-bridge/3). Goal: Evaluate numeric expressions using Python’s grouping rules. Short practice: Trace the operation order in both expressions.</w:t>
-      </w:r>
-    </w:p>
-    <w:p>
-      <w:pPr>
-        <w:spacing w:line="336" w:lineRule="auto" w:after="180"/>
-      </w:pPr>
-      <w:r>
-        <w:rPr>
-          <w:b w:val="0"/>
-        </w:rPr>
-        <w:t>Identify which picture step changes with parentheses and predict both results when the multiplier becomes four.. Return to this week and explain what you changed.</w:t>
-      </w:r>
-    </w:p>
-    <w:p>
-      <w:pPr>
-        <w:spacing w:line="336" w:lineRule="auto" w:after="180"/>
-      </w:pPr>
-      <w:r>
-        <w:rPr>
-          <w:b w:val="0"/>
-        </w:rPr>
-        <w:t>Review From a paper algorithm to Python (python-bridge/1). Goal: Translate a short paper calculation into a Python script. Short practice: Match each paper quantity to its Python name.</w:t>
-      </w:r>
-    </w:p>
-    <w:p>
-      <w:pPr>
-        <w:spacing w:line="336" w:lineRule="auto" w:after="180"/>
-      </w:pPr>
-      <w:r>
-        <w:rPr>
-          <w:b w:val="0"/>
-        </w:rPr>
-        <w:t>Why does the spare count get added once, and what prints when spare is five?. Return to this week and explain what you changed.</w:t>
-      </w:r>
-    </w:p>
-    <w:p>
-      <w:pPr>
-        <w:pStyle w:val="Heading3"/>
-      </w:pPr>
-      <w:r>
-        <w:t>Predict, run and debug</w:t>
-      </w:r>
-    </w:p>
-    <w:p>
-      <w:pPr>
-        <w:spacing w:line="336" w:lineRule="auto" w:after="180"/>
-      </w:pPr>
-      <w:r>
-        <w:rPr>
-          <w:b w:val="0"/>
-        </w:rPr>
-        <w:t xml:space="preserve">The browser lab lets you edit the supported Python examples already included in this lesson. Predict first, run, inspect the actual </w:t>
-      </w:r>
-      <w:r>
-        <w:rPr>
-          <w:b/>
-        </w:rPr>
-        <w:t>output</w:t>
-      </w:r>
-      <w:r>
-        <w:rPr>
-          <w:b w:val="0"/>
-        </w:rPr>
-        <w:t xml:space="preserve"> or error, change one </w:t>
-      </w:r>
-      <w:r>
-        <w:rPr>
-          <w:b/>
-        </w:rPr>
-        <w:t>input</w:t>
-      </w:r>
-      <w:r>
-        <w:rPr>
-          <w:b w:val="0"/>
-        </w:rPr>
-        <w:t>, then run again.</w:t>
-      </w:r>
-    </w:p>
-    <w:p>
-      <w:pPr>
-        <w:spacing w:line="336" w:lineRule="auto" w:after="180"/>
-      </w:pPr>
-      <w:r>
-        <w:rPr>
-          <w:b w:val="0"/>
-        </w:rPr>
-        <w:t xml:space="preserve">Keep code, </w:t>
-      </w:r>
-      <w:r>
-        <w:rPr>
-          <w:b/>
-        </w:rPr>
-        <w:t>prediction</w:t>
-      </w:r>
-      <w:r>
-        <w:rPr>
-          <w:b w:val="0"/>
-        </w:rPr>
-        <w:t>s, actual results and a reasoned revision together. On paper, label your result as a trace rather than an execution.</w:t>
-      </w:r>
-    </w:p>
-    <w:p>
-      <w:pPr>
-        <w:pStyle w:val="Heading3"/>
-      </w:pPr>
-      <w:r>
         <w:t>Keep your completed work</w:t>
       </w:r>
     </w:p>
     <w:p>
       <w:pPr>
-        <w:spacing w:line="336" w:lineRule="auto" w:after="180"/>
-      </w:pPr>
-      <w:r>
-        <w:rPr>
-          <w:b w:val="0"/>
-        </w:rPr>
-        <w:t xml:space="preserve">Use Download completed work in the hosted lesson to export your answers, reflections, practice feedback and code-run </w:t>
-      </w:r>
-      <w:r>
-        <w:rPr>
-          <w:b/>
-        </w:rPr>
-        <w:t>evidence</w:t>
-      </w:r>
-      <w:r>
-        <w:rPr>
-          <w:b w:val="0"/>
-        </w:rPr>
-        <w:t>. Open the HTML copy to read or print it.</w:t>
-      </w:r>
-    </w:p>
-    <w:p>
-      <w:pPr>
-        <w:spacing w:line="336" w:lineRule="auto" w:after="180"/>
-      </w:pPr>
-      <w:r>
-        <w:rPr>
-          <w:b w:val="0"/>
-        </w:rPr>
-        <w:t>Drafts stay in this browser when storage is available; clear drafts on a shared device.</w:t>
-      </w:r>
-    </w:p>
-    <w:p>
-      <w:pPr>
-        <w:pStyle w:val="Heading3"/>
-      </w:pPr>
-      <w:r>
-        <w:t>What I repaired, the evidence I kept and the next test</w:t>
-      </w:r>
-    </w:p>
-    <w:p>
-      <w:r>
-        <w:t>________________________________________________________________</w:t>
-      </w:r>
-    </w:p>
-    <w:p>
-      <w:r>
-        <w:t>________________________________________________________________</w:t>
-      </w:r>
-    </w:p>
-    <w:p>
-      <w:r>
-        <w:t>________________________________________________________________</w:t>
-      </w:r>
-    </w:p>
-    <w:p>
-      <w:r>
-        <w:t>________________________________________________________________</w:t>
-      </w:r>
-    </w:p>
-    <w:p>
-      <w:r>
-        <w:t>________________________________________________________________</w:t>
-      </w:r>
-    </w:p>
-    <w:p>
-      <w:pPr>
         <w:pStyle w:val="Heading1"/>
       </w:pPr>
       <w:r>
-        <w:t>15. Visual concept journey</w:t>
-      </w:r>
-    </w:p>
-    <w:p>
-      <w:r>
-        <w:t>Explain each Boolean conditions picture from its labels, then record a relevant limit.</w:t>
-      </w:r>
-    </w:p>
-    <w:p>
-      <w:pPr>
-        <w:pStyle w:val="Heading3"/>
+        <w:t>15. Reference · Six-picture response sheets</w:t>
+      </w:r>
+    </w:p>
+    <w:p>
+      <w:r>
+        <w:t>Use the picture relevant to a current gap.</w:t>
+      </w:r>
+    </w:p>
+    <w:p>
+      <w:pPr>
+        <w:pStyle w:val="Heading2"/>
       </w:pPr>
       <w:r>
         <w:t>01. Boolean conditions: the case</w:t>
@@ -2245,7 +1960,6 @@
     <w:p>
       <w:pPr>
         <w:spacing w:line="336" w:lineRule="auto" w:after="180"/>
-        <w:shd w:fill="F5F1FB"/>
       </w:pPr>
       <w:r>
         <w:rPr>
@@ -2284,7 +1998,7 @@
     </w:p>
     <w:p>
       <w:pPr>
-        <w:pStyle w:val="Heading3"/>
+        <w:pStyle w:val="Heading2"/>
       </w:pPr>
       <w:r>
         <w:t>02. Follow the deciding steps</w:t>
@@ -2352,7 +2066,6 @@
     <w:p>
       <w:pPr>
         <w:spacing w:line="336" w:lineRule="auto" w:after="180"/>
-        <w:shd w:fill="F5F1FB"/>
       </w:pPr>
       <w:r>
         <w:rPr>
@@ -2403,7 +2116,7 @@
     </w:p>
     <w:p>
       <w:pPr>
-        <w:pStyle w:val="Heading3"/>
+        <w:pStyle w:val="Heading2"/>
       </w:pPr>
       <w:r>
         <w:t>03. Two requirements must both hold</w:t>
@@ -2459,7 +2172,6 @@
     <w:p>
       <w:pPr>
         <w:spacing w:line="336" w:lineRule="auto" w:after="180"/>
-        <w:shd w:fill="F5F1FB"/>
       </w:pPr>
       <w:r>
         <w:rPr>
@@ -2498,7 +2210,7 @@
     </w:p>
     <w:p>
       <w:pPr>
-        <w:pStyle w:val="Heading3"/>
+        <w:pStyle w:val="Heading2"/>
       </w:pPr>
       <w:r>
         <w:t>04. Change one thing. Trace what follows.</w:t>
@@ -2566,7 +2278,6 @@
     <w:p>
       <w:pPr>
         <w:spacing w:line="336" w:lineRule="auto" w:after="180"/>
-        <w:shd w:fill="F5F1FB"/>
       </w:pPr>
       <w:r>
         <w:rPr>
@@ -2605,7 +2316,7 @@
     </w:p>
     <w:p>
       <w:pPr>
-        <w:pStyle w:val="Heading3"/>
+        <w:pStyle w:val="Heading2"/>
       </w:pPr>
       <w:r>
         <w:t>05. Connect the explanation to its limit</w:t>
@@ -2696,7 +2407,6 @@
     <w:p>
       <w:pPr>
         <w:spacing w:line="336" w:lineRule="auto" w:after="180"/>
-        <w:shd w:fill="F5F1FB"/>
       </w:pPr>
       <w:r>
         <w:rPr>
@@ -2735,7 +2445,7 @@
     </w:p>
     <w:p>
       <w:pPr>
-        <w:pStyle w:val="Heading3"/>
+        <w:pStyle w:val="Heading2"/>
       </w:pPr>
       <w:r>
         <w:t>06. Make the idea visible in your project</w:t>
@@ -2862,7 +2572,6 @@
     <w:p>
       <w:pPr>
         <w:spacing w:line="336" w:lineRule="auto" w:after="180"/>
-        <w:shd w:fill="F5F1FB"/>
       </w:pPr>
       <w:r>
         <w:rPr>
@@ -2909,6 +2618,62 @@
     <w:p>
       <w:r>
         <w:t>________________________________________________________________</w:t>
+      </w:r>
+    </w:p>
+    <w:p>
+      <w:pPr>
+        <w:pStyle w:val="Heading2"/>
+      </w:pPr>
+      <w:r>
+        <w:t>Earlier wording, alternatives and picture transcripts · reference / check after trying</w:t>
+      </w:r>
+    </w:p>
+    <w:p>
+      <w:pPr>
+        <w:pStyle w:val="Heading3"/>
+      </w:pPr>
+      <w:r>
+        <w:t>01. Boolean conditions: the case</w:t>
+      </w:r>
+    </w:p>
+    <w:p>
+      <w:pPr>
+        <w:pStyle w:val="Heading3"/>
+      </w:pPr>
+      <w:r>
+        <w:t>02. Follow the deciding steps</w:t>
+      </w:r>
+    </w:p>
+    <w:p>
+      <w:pPr>
+        <w:pStyle w:val="Heading3"/>
+      </w:pPr>
+      <w:r>
+        <w:t>03. Two requirements must both hold</w:t>
+      </w:r>
+    </w:p>
+    <w:p>
+      <w:pPr>
+        <w:pStyle w:val="Heading3"/>
+      </w:pPr>
+      <w:r>
+        <w:t>04. Change one thing. Trace what follows.</w:t>
+      </w:r>
+    </w:p>
+    <w:p>
+      <w:pPr>
+        <w:pStyle w:val="Heading3"/>
+      </w:pPr>
+      <w:r>
+        <w:t>05. Connect the explanation to its limit</w:t>
+      </w:r>
+    </w:p>
+    <w:p>
+      <w:pPr>
+        <w:pStyle w:val="Heading3"/>
+      </w:pPr>
+      <w:r>
+        <w:t>06. Make the idea visible in your project</w:t>
       </w:r>
     </w:p>
     <w:sectPr>
